--- a/MANUAL.docx
+++ b/MANUAL.docx
@@ -4,14 +4,14 @@
   <w:body>
     <w:p>
       <w:pPr>
-        <w:spacing w:before="800"/>
+        <w:spacing w:before="960"/>
         <w:jc w:val="center"/>
       </w:pPr>
       <w:r>
         <w:rPr>
           <w:b/>
           <w:color w:val="1F3864"/>
-          <w:sz w:val="52"/>
+          <w:sz w:val="56"/>
         </w:rPr>
         <w:t>Referral Network Portal</w:t>
       </w:r>
@@ -25,7 +25,7 @@
           <w:color w:val="718096"/>
           <w:sz w:val="28"/>
         </w:rPr>
-        <w:t>Administrator &amp; Developer Manual</w:t>
+        <w:t>Administrator &amp; Developer Manual  —  Supabase Edition</w:t>
       </w:r>
     </w:p>
     <w:p/>
@@ -37,7 +37,21 @@
         <w:rPr>
           <w:sz w:val="20"/>
         </w:rPr>
-        <w:t>Generated: 12 May 2026</w:t>
+        <w:t>Version 2.0  ·  Generated 15 May 2026</w:t>
+      </w:r>
+    </w:p>
+    <w:p/>
+    <w:p>
+      <w:pPr>
+        <w:jc w:val="center"/>
+      </w:pPr>
+      <w:r>
+        <w:rPr>
+          <w:i/>
+          <w:color w:val="718096"/>
+          <w:sz w:val="20"/>
+        </w:rPr>
+        <w:t>Australian Mortgage &amp; Real Estate Sector  ·  Industry Capstone Project</w:t>
       </w:r>
     </w:p>
     <w:p>
@@ -47,7 +61,7 @@
     </w:p>
     <w:p>
       <w:pPr>
-        <w:spacing w:before="360" w:after="120"/>
+        <w:spacing w:before="400" w:after="120"/>
       </w:pPr>
       <w:r>
         <w:rPr>
@@ -66,7 +80,7 @@
         <w:rPr>
           <w:sz w:val="22"/>
         </w:rPr>
-        <w:t>1.  Overview</w:t>
+        <w:t xml:space="preserve">  1.  Overview &amp; Key Features</w:t>
       </w:r>
     </w:p>
     <w:p>
@@ -77,7 +91,7 @@
         <w:rPr>
           <w:sz w:val="22"/>
         </w:rPr>
-        <w:t>2.  System Requirements</w:t>
+        <w:t xml:space="preserve">  2.  System Requirements</w:t>
       </w:r>
     </w:p>
     <w:p>
@@ -88,7 +102,7 @@
         <w:rPr>
           <w:sz w:val="22"/>
         </w:rPr>
-        <w:t>3.  Installation &amp; Setup</w:t>
+        <w:t xml:space="preserve">  3.  Setting Up Supabase (Database)</w:t>
       </w:r>
     </w:p>
     <w:p>
@@ -99,7 +113,7 @@
         <w:rPr>
           <w:sz w:val="22"/>
         </w:rPr>
-        <w:t>4.  Database Configuration</w:t>
+        <w:t xml:space="preserve">  4.  Installation on Any Computer</w:t>
       </w:r>
     </w:p>
     <w:p>
@@ -110,7 +124,7 @@
         <w:rPr>
           <w:sz w:val="22"/>
         </w:rPr>
-        <w:t>5.  Default Login Accounts</w:t>
+        <w:t xml:space="preserve">  5.  Default Login Accounts</w:t>
       </w:r>
     </w:p>
     <w:p>
@@ -121,7 +135,7 @@
         <w:rPr>
           <w:sz w:val="22"/>
         </w:rPr>
-        <w:t>6.  File Structure</w:t>
+        <w:t xml:space="preserve">  6.  File Structure</w:t>
       </w:r>
     </w:p>
     <w:p>
@@ -132,7 +146,7 @@
         <w:rPr>
           <w:sz w:val="22"/>
         </w:rPr>
-        <w:t>7.  Changing the Primary Colour</w:t>
+        <w:t xml:space="preserve">  7.  User Roles &amp; Permissions</w:t>
       </w:r>
     </w:p>
     <w:p>
@@ -143,7 +157,7 @@
         <w:rPr>
           <w:sz w:val="22"/>
         </w:rPr>
-        <w:t>8.  Adding / Modifying Referral Statuses</w:t>
+        <w:t xml:space="preserve">  8.  Changing the Primary Colour</w:t>
       </w:r>
     </w:p>
     <w:p>
@@ -154,7 +168,7 @@
         <w:rPr>
           <w:sz w:val="22"/>
         </w:rPr>
-        <w:t>9.  Changing Commission Rates &amp; Tiers</w:t>
+        <w:t xml:space="preserve">  9.  Adding / Modifying Referral Statuses</w:t>
       </w:r>
     </w:p>
     <w:p>
@@ -165,7 +179,7 @@
         <w:rPr>
           <w:sz w:val="22"/>
         </w:rPr>
-        <w:t>10.  Adding New Loan Types</w:t>
+        <w:t xml:space="preserve">  10.  Commission Rates &amp; Tiers</w:t>
       </w:r>
     </w:p>
     <w:p>
@@ -176,7 +190,7 @@
         <w:rPr>
           <w:sz w:val="22"/>
         </w:rPr>
-        <w:t>11.  Changing Database Credentials</w:t>
+        <w:t xml:space="preserve">  11.  Adding New Loan Types</w:t>
       </w:r>
     </w:p>
     <w:p>
@@ -187,7 +201,7 @@
         <w:rPr>
           <w:sz w:val="22"/>
         </w:rPr>
-        <w:t>12.  User Role Management</w:t>
+        <w:t xml:space="preserve">  12.  Changing Database Credentials</w:t>
       </w:r>
     </w:p>
     <w:p>
@@ -198,7 +212,7 @@
         <w:rPr>
           <w:sz w:val="22"/>
         </w:rPr>
-        <w:t>13.  File Upload Settings</w:t>
+        <w:t xml:space="preserve">  13.  File Upload Settings</w:t>
       </w:r>
     </w:p>
     <w:p>
@@ -209,7 +223,7 @@
         <w:rPr>
           <w:sz w:val="22"/>
         </w:rPr>
-        <w:t>14.  Adding New Pages</w:t>
+        <w:t xml:space="preserve">  14.  Adding New Pages</w:t>
       </w:r>
     </w:p>
     <w:p>
@@ -220,7 +234,7 @@
         <w:rPr>
           <w:sz w:val="22"/>
         </w:rPr>
-        <w:t>15.  Email Notifications</w:t>
+        <w:t xml:space="preserve">  15.  Email Notifications</w:t>
       </w:r>
     </w:p>
     <w:p>
@@ -231,7 +245,7 @@
         <w:rPr>
           <w:sz w:val="22"/>
         </w:rPr>
-        <w:t>16.  Compliance Notes (Privacy Act 1988)</w:t>
+        <w:t xml:space="preserve">  16.  Compliance Notes (Privacy Act 1988 / Spam Act 2003)</w:t>
       </w:r>
     </w:p>
     <w:p>
@@ -242,7 +256,7 @@
         <w:rPr>
           <w:sz w:val="22"/>
         </w:rPr>
-        <w:t>17.  Troubleshooting</w:t>
+        <w:t xml:space="preserve">  17.  Troubleshooting</w:t>
       </w:r>
     </w:p>
     <w:p>
@@ -252,7 +266,7 @@
     </w:p>
     <w:p>
       <w:pPr>
-        <w:spacing w:before="360" w:after="120"/>
+        <w:spacing w:before="400" w:after="120"/>
       </w:pPr>
       <w:r>
         <w:rPr>
@@ -260,7 +274,7 @@
           <w:color w:val="1F3864"/>
           <w:sz w:val="32"/>
         </w:rPr>
-        <w:t>1. Overview</w:t>
+        <w:t>1. Overview &amp; Key Features</w:t>
       </w:r>
     </w:p>
     <w:p>
@@ -271,7 +285,7 @@
         <w:rPr>
           <w:sz w:val="22"/>
         </w:rPr>
-        <w:t>The Referral Network Portal is a PHP + MySQL web application for managing partner referrals in the Australian mortgage and real estate sector. It replaces manual spreadsheets and email tracking with a centralised digital system.</w:t>
+        <w:t>The Referral Network Portal is a web application that manages partner referrals for Australian mortgage brokerages. It replaces spreadsheets and email tracking with a centralised digital system compliant with the Privacy Act 1988.</w:t>
       </w:r>
     </w:p>
     <w:p>
@@ -282,7 +296,7 @@
         <w:rPr>
           <w:sz w:val="22"/>
         </w:rPr>
-        <w:t>Built for the Industry Capstone Project, the portal supports four user roles, commission-tier calculations, a broker Kanban pipeline, and a full audit trail for Privacy Act 1988 compliance.</w:t>
+        <w:t>The system uses PHP for the backend and Supabase (PostgreSQL) as the cloud database — meaning the data is always online and accessible from any computer without local database setup.</w:t>
       </w:r>
     </w:p>
     <w:p>
@@ -307,19 +321,7 @@
         <w:rPr>
           <w:sz w:val="22"/>
         </w:rPr>
-        <w:t>Partner dashboard with live stats and monthly chart</w:t>
-      </w:r>
-    </w:p>
-    <w:p>
-      <w:pPr>
-        <w:pStyle w:val="ListBullet"/>
-        <w:spacing w:after="40"/>
-      </w:pPr>
-      <w:r>
-        <w:rPr>
-          <w:sz w:val="22"/>
-        </w:rPr>
-        <w:t>Referral submission form with client consent (Privacy Act 1988)</w:t>
+        <w:t>Partner dashboard — live stats, monthly referral chart, commission summary</w:t>
       </w:r>
     </w:p>
     <w:p>
@@ -355,7 +357,7 @@
         <w:rPr>
           <w:sz w:val="22"/>
         </w:rPr>
-        <w:t>Broker Kanban pipeline view</w:t>
+        <w:t>Broker Kanban pipeline view (6 columns)</w:t>
       </w:r>
     </w:p>
     <w:p>
@@ -367,7 +369,7 @@
         <w:rPr>
           <w:sz w:val="22"/>
         </w:rPr>
-        <w:t>Admin panel: approve users, set tiers, override commissions</w:t>
+        <w:t>Admin panel — approve users, manage tiers, override commissions</w:t>
       </w:r>
     </w:p>
     <w:p>
@@ -379,7 +381,7 @@
         <w:rPr>
           <w:sz w:val="22"/>
         </w:rPr>
-        <w:t>Auditor view: full read-only audit log (CSV export)</w:t>
+        <w:t>Auditor view — full read-only audit log with CSV export</w:t>
       </w:r>
     </w:p>
     <w:p>
@@ -391,7 +393,7 @@
         <w:rPr>
           <w:sz w:val="22"/>
         </w:rPr>
-        <w:t>In-app notifications + CSV export for referrals and audit log</w:t>
+        <w:t>In-app notifications on every status change</w:t>
       </w:r>
     </w:p>
     <w:p>
@@ -403,7 +405,43 @@
         <w:rPr>
           <w:sz w:val="22"/>
         </w:rPr>
-        <w:t>File upload (PDF, DOCX, XLSX) per referral</w:t>
+        <w:t>File upload (PDF, DOCX, XLSX) attached to referrals</w:t>
+      </w:r>
+    </w:p>
+    <w:p>
+      <w:pPr>
+        <w:pStyle w:val="ListBullet"/>
+        <w:spacing w:after="40"/>
+      </w:pPr>
+      <w:r>
+        <w:rPr>
+          <w:sz w:val="22"/>
+        </w:rPr>
+        <w:t>Role-based access: Partner, Broker, Admin, Auditor</w:t>
+      </w:r>
+    </w:p>
+    <w:p>
+      <w:pPr>
+        <w:pStyle w:val="ListBullet"/>
+        <w:spacing w:after="40"/>
+      </w:pPr>
+      <w:r>
+        <w:rPr>
+          <w:sz w:val="22"/>
+        </w:rPr>
+        <w:t>Privacy Act 1988 compliant — client consent checkbox with timestamp, 7-year audit trail</w:t>
+      </w:r>
+    </w:p>
+    <w:p>
+      <w:pPr>
+        <w:pStyle w:val="ListBullet"/>
+        <w:spacing w:after="40"/>
+      </w:pPr>
+      <w:r>
+        <w:rPr>
+          <w:sz w:val="22"/>
+        </w:rPr>
+        <w:t>Cloud database via Supabase — works from any computer, no local MySQL needed</w:t>
       </w:r>
     </w:p>
     <w:p>
@@ -413,7 +451,7 @@
     </w:p>
     <w:p>
       <w:pPr>
-        <w:spacing w:before="360" w:after="120"/>
+        <w:spacing w:before="400" w:after="120"/>
       </w:pPr>
       <w:r>
         <w:rPr>
@@ -426,374 +464,13 @@
     </w:p>
     <w:p>
       <w:pPr>
-        <w:pStyle w:val="ListBullet"/>
-        <w:spacing w:after="40"/>
+        <w:spacing w:after="80"/>
       </w:pPr>
       <w:r>
         <w:rPr>
           <w:sz w:val="22"/>
         </w:rPr>
-        <w:t>PHP 8.1 or higher (PHP 8.2 recommended)</w:t>
-      </w:r>
-    </w:p>
-    <w:p>
-      <w:pPr>
-        <w:pStyle w:val="ListBullet"/>
-        <w:spacing w:after="40"/>
-      </w:pPr>
-      <w:r>
-        <w:rPr>
-          <w:sz w:val="22"/>
-        </w:rPr>
-        <w:t>MySQL 8.0 or higher (or MariaDB 10.6+)</w:t>
-      </w:r>
-    </w:p>
-    <w:p>
-      <w:pPr>
-        <w:pStyle w:val="ListBullet"/>
-        <w:spacing w:after="40"/>
-      </w:pPr>
-      <w:r>
-        <w:rPr>
-          <w:sz w:val="22"/>
-        </w:rPr>
-        <w:t>Apache or Nginx web server (with mod_rewrite for Apache)</w:t>
-      </w:r>
-    </w:p>
-    <w:p>
-      <w:pPr>
-        <w:pStyle w:val="ListBullet"/>
-        <w:spacing w:after="40"/>
-      </w:pPr>
-      <w:r>
-        <w:rPr>
-          <w:sz w:val="22"/>
-        </w:rPr>
-        <w:t>A local server like XAMPP, MAMP, Laragon, or WAMP (Windows)</w:t>
-      </w:r>
-    </w:p>
-    <w:p>
-      <w:pPr>
-        <w:pStyle w:val="ListBullet"/>
-        <w:spacing w:after="40"/>
-      </w:pPr>
-      <w:r>
-        <w:rPr>
-          <w:sz w:val="22"/>
-        </w:rPr>
-        <w:t>Web browser: Chrome, Firefox, Safari, or Edge (latest versions)</w:t>
-      </w:r>
-    </w:p>
-    <w:p>
-      <w:pPr>
-        <w:spacing w:after="80"/>
-        <w:ind w:left="432"/>
-      </w:pPr>
-      <w:r>
-        <w:rPr>
-          <w:i/>
-          <w:color w:val="D97706"/>
-          <w:sz w:val="20"/>
-        </w:rPr>
-        <w:t>⚠ Note: XAMPP is the easiest option for local development. Download from https://www.apachefriends.org</w:t>
-      </w:r>
-    </w:p>
-    <w:p>
-      <w:r>
-        <w:br w:type="page"/>
-      </w:r>
-    </w:p>
-    <w:p>
-      <w:pPr>
-        <w:spacing w:before="360" w:after="120"/>
-      </w:pPr>
-      <w:r>
-        <w:rPr>
-          <w:b/>
-          <w:color w:val="1F3864"/>
-          <w:sz w:val="32"/>
-        </w:rPr>
-        <w:t>3. Installation &amp; Setup</w:t>
-      </w:r>
-    </w:p>
-    <w:p>
-      <w:pPr>
-        <w:spacing w:before="240" w:after="80"/>
-      </w:pPr>
-      <w:r>
-        <w:rPr>
-          <w:b/>
-          <w:color w:val="1F3864"/>
-          <w:sz w:val="26"/>
-        </w:rPr>
-        <w:t>Step 1 — Copy Files</w:t>
-      </w:r>
-    </w:p>
-    <w:p>
-      <w:pPr>
-        <w:spacing w:after="80"/>
-      </w:pPr>
-      <w:r>
-        <w:rPr>
-          <w:sz w:val="22"/>
-        </w:rPr>
-        <w:t>Copy the entire project folder into your web server's document root:</w:t>
-      </w:r>
-    </w:p>
-    <w:p>
-      <w:pPr>
-        <w:spacing w:after="40"/>
-        <w:ind w:left="576"/>
-      </w:pPr>
-      <w:r>
-        <w:rPr>
-          <w:rFonts w:ascii="Courier New" w:hAnsi="Courier New"/>
-          <w:color w:val="0D6E6E"/>
-          <w:sz w:val="18"/>
-        </w:rPr>
-        <w:t>XAMPP (Windows):  C:\xampp\htdocs\REFERRAL\</w:t>
-      </w:r>
-    </w:p>
-    <w:p>
-      <w:pPr>
-        <w:spacing w:after="40"/>
-        <w:ind w:left="576"/>
-      </w:pPr>
-      <w:r>
-        <w:rPr>
-          <w:rFonts w:ascii="Courier New" w:hAnsi="Courier New"/>
-          <w:color w:val="0D6E6E"/>
-          <w:sz w:val="18"/>
-        </w:rPr>
-        <w:t>XAMPP (Mac):      /Applications/XAMPP/htdocs/REFERRAL/</w:t>
-      </w:r>
-    </w:p>
-    <w:p>
-      <w:pPr>
-        <w:spacing w:after="40"/>
-        <w:ind w:left="576"/>
-      </w:pPr>
-      <w:r>
-        <w:rPr>
-          <w:rFonts w:ascii="Courier New" w:hAnsi="Courier New"/>
-          <w:color w:val="0D6E6E"/>
-          <w:sz w:val="18"/>
-        </w:rPr>
-        <w:t>MAMP (Mac):       /Applications/MAMP/htdocs/REFERRAL/</w:t>
-      </w:r>
-    </w:p>
-    <w:p>
-      <w:pPr>
-        <w:spacing w:before="240" w:after="80"/>
-      </w:pPr>
-      <w:r>
-        <w:rPr>
-          <w:b/>
-          <w:color w:val="1F3864"/>
-          <w:sz w:val="26"/>
-        </w:rPr>
-        <w:t>Step 2 — Create the Database</w:t>
-      </w:r>
-    </w:p>
-    <w:p>
-      <w:pPr>
-        <w:spacing w:after="80"/>
-      </w:pPr>
-      <w:r>
-        <w:rPr>
-          <w:sz w:val="22"/>
-        </w:rPr>
-        <w:t>Open phpMyAdmin (http://localhost/phpmyadmin) and run the SQL file:</w:t>
-      </w:r>
-    </w:p>
-    <w:p>
-      <w:pPr>
-        <w:spacing w:after="40"/>
-        <w:ind w:left="576"/>
-      </w:pPr>
-      <w:r>
-        <w:rPr>
-          <w:rFonts w:ascii="Courier New" w:hAnsi="Courier New"/>
-          <w:color w:val="0D6E6E"/>
-          <w:sz w:val="18"/>
-        </w:rPr>
-        <w:t>File:  REFERRAL/database.sql</w:t>
-      </w:r>
-    </w:p>
-    <w:p>
-      <w:pPr>
-        <w:spacing w:after="80"/>
-      </w:pPr>
-      <w:r>
-        <w:rPr>
-          <w:sz w:val="22"/>
-        </w:rPr>
-        <w:t>Or via command line:</w:t>
-      </w:r>
-    </w:p>
-    <w:p>
-      <w:pPr>
-        <w:spacing w:after="40"/>
-        <w:ind w:left="576"/>
-      </w:pPr>
-      <w:r>
-        <w:rPr>
-          <w:rFonts w:ascii="Courier New" w:hAnsi="Courier New"/>
-          <w:color w:val="0D6E6E"/>
-          <w:sz w:val="18"/>
-        </w:rPr>
-        <w:t>mysql -u root -p &lt; database.sql</w:t>
-      </w:r>
-    </w:p>
-    <w:p>
-      <w:pPr>
-        <w:spacing w:before="240" w:after="80"/>
-      </w:pPr>
-      <w:r>
-        <w:rPr>
-          <w:b/>
-          <w:color w:val="1F3864"/>
-          <w:sz w:val="26"/>
-        </w:rPr>
-        <w:t>Step 3 — Configure Database Credentials</w:t>
-      </w:r>
-    </w:p>
-    <w:p>
-      <w:pPr>
-        <w:spacing w:after="80"/>
-      </w:pPr>
-      <w:r>
-        <w:rPr>
-          <w:sz w:val="22"/>
-        </w:rPr>
-        <w:t>Open includes/db.php and update your MySQL credentials (see Section 11).</w:t>
-      </w:r>
-    </w:p>
-    <w:p>
-      <w:pPr>
-        <w:spacing w:before="240" w:after="80"/>
-      </w:pPr>
-      <w:r>
-        <w:rPr>
-          <w:b/>
-          <w:color w:val="1F3864"/>
-          <w:sz w:val="26"/>
-        </w:rPr>
-        <w:t>Step 4 — Set Uploads Folder Permissions</w:t>
-      </w:r>
-    </w:p>
-    <w:p>
-      <w:pPr>
-        <w:spacing w:after="80"/>
-      </w:pPr>
-      <w:r>
-        <w:rPr>
-          <w:sz w:val="22"/>
-        </w:rPr>
-        <w:t>Make sure the uploads/ folder is writable by the web server:</w:t>
-      </w:r>
-    </w:p>
-    <w:p>
-      <w:pPr>
-        <w:spacing w:after="40"/>
-        <w:ind w:left="576"/>
-      </w:pPr>
-      <w:r>
-        <w:rPr>
-          <w:rFonts w:ascii="Courier New" w:hAnsi="Courier New"/>
-          <w:color w:val="0D6E6E"/>
-          <w:sz w:val="18"/>
-        </w:rPr>
-        <w:t>chmod 775 uploads/    (Linux/Mac)</w:t>
-      </w:r>
-    </w:p>
-    <w:p>
-      <w:pPr>
-        <w:spacing w:after="80"/>
-      </w:pPr>
-      <w:r>
-        <w:rPr>
-          <w:sz w:val="22"/>
-        </w:rPr>
-        <w:t>On Windows with XAMPP, this is automatic.</w:t>
-      </w:r>
-    </w:p>
-    <w:p>
-      <w:pPr>
-        <w:spacing w:before="240" w:after="80"/>
-      </w:pPr>
-      <w:r>
-        <w:rPr>
-          <w:b/>
-          <w:color w:val="1F3864"/>
-          <w:sz w:val="26"/>
-        </w:rPr>
-        <w:t>Step 5 — Visit the Application</w:t>
-      </w:r>
-    </w:p>
-    <w:p>
-      <w:pPr>
-        <w:spacing w:after="80"/>
-      </w:pPr>
-      <w:r>
-        <w:rPr>
-          <w:sz w:val="22"/>
-        </w:rPr>
-        <w:t>Open your browser and go to:</w:t>
-      </w:r>
-    </w:p>
-    <w:p>
-      <w:pPr>
-        <w:spacing w:after="40"/>
-        <w:ind w:left="576"/>
-      </w:pPr>
-      <w:r>
-        <w:rPr>
-          <w:rFonts w:ascii="Courier New" w:hAnsi="Courier New"/>
-          <w:color w:val="0D6E6E"/>
-          <w:sz w:val="18"/>
-        </w:rPr>
-        <w:t>http://localhost/REFERRAL/</w:t>
-      </w:r>
-    </w:p>
-    <w:p>
-      <w:pPr>
-        <w:spacing w:after="80"/>
-      </w:pPr>
-      <w:r>
-        <w:rPr>
-          <w:sz w:val="22"/>
-        </w:rPr>
-        <w:t>The login page will appear. Use the default accounts in Section 5.</w:t>
-      </w:r>
-    </w:p>
-    <w:p>
-      <w:r>
-        <w:br w:type="page"/>
-      </w:r>
-    </w:p>
-    <w:p>
-      <w:pPr>
-        <w:spacing w:before="360" w:after="120"/>
-      </w:pPr>
-      <w:r>
-        <w:rPr>
-          <w:b/>
-          <w:color w:val="1F3864"/>
-          <w:sz w:val="32"/>
-        </w:rPr>
-        <w:t>4. Database Configuration</w:t>
-      </w:r>
-    </w:p>
-    <w:p>
-      <w:pPr>
-        <w:spacing w:after="80"/>
-      </w:pPr>
-      <w:r>
-        <w:rPr>
-          <w:sz w:val="22"/>
-        </w:rPr>
-        <w:t>The database schema is in database.sql. It creates 6 tables:</w:t>
+        <w:t>Because the database is hosted on Supabase (cloud), you only need PHP and an internet connection on each computer.</w:t>
       </w:r>
     </w:p>
     <w:tbl>
@@ -813,7 +490,7 @@
           </w:tcPr>
           <w:p>
             <w:r>
-              <w:t>Table</w:t>
+              <w:t>Requirement</w:t>
             </w:r>
           </w:p>
         </w:tc>
@@ -823,7 +500,7 @@
           </w:tcPr>
           <w:p>
             <w:r>
-              <w:t>Purpose</w:t>
+              <w:t>Details</w:t>
             </w:r>
           </w:p>
         </w:tc>
@@ -835,7 +512,7 @@
           </w:tcPr>
           <w:p>
             <w:r>
-              <w:t>users</w:t>
+              <w:t>PHP</w:t>
             </w:r>
           </w:p>
         </w:tc>
@@ -845,7 +522,7 @@
           </w:tcPr>
           <w:p>
             <w:r>
-              <w:t>All user accounts (partner, broker, admin, auditor)</w:t>
+              <w:t>Version 8.1 or higher (8.2 recommended). Must include pdo_pgsql extension.</w:t>
             </w:r>
           </w:p>
         </w:tc>
@@ -857,7 +534,7 @@
           </w:tcPr>
           <w:p>
             <w:r>
-              <w:t>referrals</w:t>
+              <w:t>Web server</w:t>
             </w:r>
           </w:p>
         </w:tc>
@@ -867,7 +544,7 @@
           </w:tcPr>
           <w:p>
             <w:r>
-              <w:t>All referral records with client details and status</w:t>
+              <w:t>PHP built-in server (php -S) for development, or Apache/Nginx for production.</w:t>
             </w:r>
           </w:p>
         </w:tc>
@@ -879,7 +556,7 @@
           </w:tcPr>
           <w:p>
             <w:r>
-              <w:t>commissions</w:t>
+              <w:t>Supabase account</w:t>
             </w:r>
           </w:p>
         </w:tc>
@@ -889,7 +566,7 @@
           </w:tcPr>
           <w:p>
             <w:r>
-              <w:t>Commission records created when a referral is settled</w:t>
+              <w:t>Free account at supabase.com — one project shared by all computers.</w:t>
             </w:r>
           </w:p>
         </w:tc>
@@ -901,7 +578,7 @@
           </w:tcPr>
           <w:p>
             <w:r>
-              <w:t>documents</w:t>
+              <w:t>Internet</w:t>
             </w:r>
           </w:p>
         </w:tc>
@@ -911,7 +588,7 @@
           </w:tcPr>
           <w:p>
             <w:r>
-              <w:t>Uploaded files linked to referrals</w:t>
+              <w:t>Required to reach the Supabase cloud database.</w:t>
             </w:r>
           </w:p>
         </w:tc>
@@ -923,7 +600,7 @@
           </w:tcPr>
           <w:p>
             <w:r>
-              <w:t>notifications</w:t>
+              <w:t>Browser</w:t>
             </w:r>
           </w:p>
         </w:tc>
@@ -933,7 +610,7 @@
           </w:tcPr>
           <w:p>
             <w:r>
-              <w:t>In-app notification messages per user</w:t>
+              <w:t>Chrome, Firefox, Safari, or Edge (latest version).</w:t>
             </w:r>
           </w:p>
         </w:tc>
@@ -945,7 +622,7 @@
           </w:tcPr>
           <w:p>
             <w:r>
-              <w:t>audit_log</w:t>
+              <w:t>No local MySQL</w:t>
             </w:r>
           </w:p>
         </w:tc>
@@ -955,20 +632,761 @@
           </w:tcPr>
           <w:p>
             <w:r>
-              <w:t>Full audit trail of every system action</w:t>
+              <w:t>MySQL is NOT needed. Supabase replaces it entirely.</w:t>
             </w:r>
           </w:p>
         </w:tc>
       </w:tr>
     </w:tbl>
     <w:p>
+      <w:pPr>
+        <w:spacing w:before="240" w:after="80"/>
+      </w:pPr>
+      <w:r>
+        <w:rPr>
+          <w:b/>
+          <w:color w:val="1F3864"/>
+          <w:sz w:val="26"/>
+        </w:rPr>
+        <w:t>Checking pdo_pgsql is installed</w:t>
+      </w:r>
+    </w:p>
+    <w:p>
+      <w:pPr>
+        <w:spacing w:after="80"/>
+      </w:pPr>
+      <w:r>
+        <w:rPr>
+          <w:sz w:val="22"/>
+        </w:rPr>
+        <w:t>Run this in a terminal to confirm the PostgreSQL driver is available:</w:t>
+      </w:r>
+    </w:p>
+    <w:p>
+      <w:pPr>
+        <w:spacing w:after="40"/>
+        <w:ind w:left="576"/>
+      </w:pPr>
+      <w:r>
+        <w:rPr>
+          <w:rFonts w:ascii="Courier New" w:hAnsi="Courier New"/>
+          <w:color w:val="056B6B"/>
+          <w:sz w:val="18"/>
+        </w:rPr>
+        <w:t>php -m | grep pgsql</w:t>
+      </w:r>
+    </w:p>
+    <w:p>
+      <w:pPr>
+        <w:spacing w:after="80"/>
+      </w:pPr>
+      <w:r>
+        <w:rPr>
+          <w:sz w:val="22"/>
+        </w:rPr>
+        <w:t>You should see pgsql and pdo_pgsql in the output. If not:</w:t>
+      </w:r>
+    </w:p>
+    <w:p>
+      <w:pPr>
+        <w:spacing w:after="40"/>
+        <w:ind w:left="576"/>
+      </w:pPr>
+      <w:r>
+        <w:rPr>
+          <w:rFonts w:ascii="Courier New" w:hAnsi="Courier New"/>
+          <w:color w:val="056B6B"/>
+          <w:sz w:val="18"/>
+        </w:rPr>
+        <w:t># Mac (Homebrew):    brew install php</w:t>
+      </w:r>
+    </w:p>
+    <w:p>
+      <w:pPr>
+        <w:spacing w:after="40"/>
+        <w:ind w:left="576"/>
+      </w:pPr>
+      <w:r>
+        <w:rPr>
+          <w:rFonts w:ascii="Courier New" w:hAnsi="Courier New"/>
+          <w:color w:val="056B6B"/>
+          <w:sz w:val="18"/>
+        </w:rPr>
+        <w:t># Ubuntu/Debian:     sudo apt install php-pgsql</w:t>
+      </w:r>
+    </w:p>
+    <w:p>
+      <w:pPr>
+        <w:spacing w:after="40"/>
+        <w:ind w:left="576"/>
+      </w:pPr>
+      <w:r>
+        <w:rPr>
+          <w:rFonts w:ascii="Courier New" w:hAnsi="Courier New"/>
+          <w:color w:val="056B6B"/>
+          <w:sz w:val="18"/>
+        </w:rPr>
+        <w:t># Windows (XAMPP):   enable extension=pdo_pgsql in php.ini</w:t>
+      </w:r>
+    </w:p>
+    <w:p>
       <w:r>
         <w:br w:type="page"/>
       </w:r>
     </w:p>
     <w:p>
       <w:pPr>
-        <w:spacing w:before="360" w:after="120"/>
+        <w:spacing w:before="400" w:after="120"/>
+      </w:pPr>
+      <w:r>
+        <w:rPr>
+          <w:b/>
+          <w:color w:val="1F3864"/>
+          <w:sz w:val="32"/>
+        </w:rPr>
+        <w:t>3. Setting Up Supabase (Database)  —  Do This Once</w:t>
+      </w:r>
+    </w:p>
+    <w:p>
+      <w:pPr>
+        <w:spacing w:after="80"/>
+      </w:pPr>
+      <w:r>
+        <w:rPr>
+          <w:sz w:val="22"/>
+        </w:rPr>
+        <w:t>Supabase is a free cloud PostgreSQL database. You only set this up once; all computers then connect to the same database.</w:t>
+      </w:r>
+    </w:p>
+    <w:p>
+      <w:pPr>
+        <w:spacing w:before="240" w:after="80"/>
+      </w:pPr>
+      <w:r>
+        <w:rPr>
+          <w:b/>
+          <w:color w:val="1F3864"/>
+          <w:sz w:val="26"/>
+        </w:rPr>
+        <w:t>Step 1 — Create a Supabase account and project</w:t>
+      </w:r>
+    </w:p>
+    <w:p>
+      <w:pPr>
+        <w:pStyle w:val="ListBullet"/>
+        <w:spacing w:after="40"/>
+      </w:pPr>
+      <w:r>
+        <w:rPr>
+          <w:sz w:val="22"/>
+        </w:rPr>
+        <w:t>Go to https://supabase.com and sign up for a free account.</w:t>
+      </w:r>
+    </w:p>
+    <w:p>
+      <w:pPr>
+        <w:pStyle w:val="ListBullet"/>
+        <w:spacing w:after="40"/>
+      </w:pPr>
+      <w:r>
+        <w:rPr>
+          <w:sz w:val="22"/>
+        </w:rPr>
+        <w:t>Click "New Project". Choose a name (e.g. "ReferralPortal") and set a strong database password. Save this password — you will need it.</w:t>
+      </w:r>
+    </w:p>
+    <w:p>
+      <w:pPr>
+        <w:pStyle w:val="ListBullet"/>
+        <w:spacing w:after="40"/>
+      </w:pPr>
+      <w:r>
+        <w:rPr>
+          <w:sz w:val="22"/>
+        </w:rPr>
+        <w:t>Wait ~2 minutes for the project to be created.</w:t>
+      </w:r>
+    </w:p>
+    <w:p>
+      <w:pPr>
+        <w:spacing w:before="240" w:after="80"/>
+      </w:pPr>
+      <w:r>
+        <w:rPr>
+          <w:b/>
+          <w:color w:val="1F3864"/>
+          <w:sz w:val="26"/>
+        </w:rPr>
+        <w:t>Step 2 — Import the database schema</w:t>
+      </w:r>
+    </w:p>
+    <w:p>
+      <w:pPr>
+        <w:pStyle w:val="ListBullet"/>
+        <w:spacing w:after="40"/>
+      </w:pPr>
+      <w:r>
+        <w:rPr>
+          <w:sz w:val="22"/>
+        </w:rPr>
+        <w:t>In your Supabase project, click "SQL Editor" in the left sidebar.</w:t>
+      </w:r>
+    </w:p>
+    <w:p>
+      <w:pPr>
+        <w:pStyle w:val="ListBullet"/>
+        <w:spacing w:after="40"/>
+      </w:pPr>
+      <w:r>
+        <w:rPr>
+          <w:sz w:val="22"/>
+        </w:rPr>
+        <w:t>Click "New Query".</w:t>
+      </w:r>
+    </w:p>
+    <w:p>
+      <w:pPr>
+        <w:pStyle w:val="ListBullet"/>
+        <w:spacing w:after="40"/>
+      </w:pPr>
+      <w:r>
+        <w:rPr>
+          <w:sz w:val="22"/>
+        </w:rPr>
+        <w:t>Open the file database.sql from this project folder. Select all the text (Ctrl+A / Cmd+A) and copy it.</w:t>
+      </w:r>
+    </w:p>
+    <w:p>
+      <w:pPr>
+        <w:pStyle w:val="ListBullet"/>
+        <w:spacing w:after="40"/>
+      </w:pPr>
+      <w:r>
+        <w:rPr>
+          <w:sz w:val="22"/>
+        </w:rPr>
+        <w:t>Paste it into the SQL Editor and click "Run".</w:t>
+      </w:r>
+    </w:p>
+    <w:p>
+      <w:pPr>
+        <w:pStyle w:val="ListBullet"/>
+        <w:spacing w:after="40"/>
+      </w:pPr>
+      <w:r>
+        <w:rPr>
+          <w:sz w:val="22"/>
+        </w:rPr>
+        <w:t>You should see "Success. No rows returned." — this means all tables and sample data were created.</w:t>
+      </w:r>
+    </w:p>
+    <w:p>
+      <w:pPr>
+        <w:spacing w:after="120"/>
+        <w:ind w:left="432"/>
+      </w:pPr>
+      <w:r>
+        <w:rPr>
+          <w:i/>
+          <w:color w:val="D97706"/>
+          <w:sz w:val="20"/>
+        </w:rPr>
+        <w:t>⚠  Only run database.sql once. Running it again is safe (it uses ON CONFLICT DO NOTHING) but will not re-insert data that already exists.</w:t>
+      </w:r>
+    </w:p>
+    <w:p>
+      <w:pPr>
+        <w:spacing w:before="240" w:after="80"/>
+      </w:pPr>
+      <w:r>
+        <w:rPr>
+          <w:b/>
+          <w:color w:val="1F3864"/>
+          <w:sz w:val="26"/>
+        </w:rPr>
+        <w:t>Step 3 — Find your connection details</w:t>
+      </w:r>
+    </w:p>
+    <w:p>
+      <w:pPr>
+        <w:spacing w:after="80"/>
+      </w:pPr>
+      <w:r>
+        <w:rPr>
+          <w:sz w:val="22"/>
+        </w:rPr>
+        <w:t>Go to: Supabase Dashboard → Project Settings (gear icon) → Database → Connection parameters</w:t>
+      </w:r>
+    </w:p>
+    <w:tbl>
+      <w:tblPr>
+        <w:tblStyle w:val="TableGrid"/>
+        <w:tblW w:type="auto" w:w="0"/>
+        <w:tblLook w:firstColumn="1" w:firstRow="1" w:lastColumn="0" w:lastRow="0" w:noHBand="0" w:noVBand="1" w:val="04A0"/>
+      </w:tblPr>
+      <w:tblGrid>
+        <w:gridCol w:w="3135"/>
+        <w:gridCol w:w="3135"/>
+        <w:gridCol w:w="3135"/>
+      </w:tblGrid>
+      <w:tr>
+        <w:tc>
+          <w:tcPr>
+            <w:tcW w:type="dxa" w:w="3135"/>
+          </w:tcPr>
+          <w:p>
+            <w:r>
+              <w:t>Field</w:t>
+            </w:r>
+          </w:p>
+        </w:tc>
+        <w:tc>
+          <w:tcPr>
+            <w:tcW w:type="dxa" w:w="3135"/>
+          </w:tcPr>
+          <w:p>
+            <w:r>
+              <w:t>Where to find it</w:t>
+            </w:r>
+          </w:p>
+        </w:tc>
+        <w:tc>
+          <w:tcPr>
+            <w:tcW w:type="dxa" w:w="3135"/>
+          </w:tcPr>
+          <w:p>
+            <w:r>
+              <w:t>Example value</w:t>
+            </w:r>
+          </w:p>
+        </w:tc>
+      </w:tr>
+      <w:tr>
+        <w:tc>
+          <w:tcPr>
+            <w:tcW w:type="dxa" w:w="3135"/>
+          </w:tcPr>
+          <w:p>
+            <w:r>
+              <w:t>Host</w:t>
+            </w:r>
+          </w:p>
+        </w:tc>
+        <w:tc>
+          <w:tcPr>
+            <w:tcW w:type="dxa" w:w="3135"/>
+          </w:tcPr>
+          <w:p>
+            <w:r>
+              <w:t>Connection parameters → Host</w:t>
+            </w:r>
+          </w:p>
+        </w:tc>
+        <w:tc>
+          <w:tcPr>
+            <w:tcW w:type="dxa" w:w="3135"/>
+          </w:tcPr>
+          <w:p>
+            <w:r>
+              <w:t>db.abcdefghijkl.supabase.co</w:t>
+            </w:r>
+          </w:p>
+        </w:tc>
+      </w:tr>
+      <w:tr>
+        <w:tc>
+          <w:tcPr>
+            <w:tcW w:type="dxa" w:w="3135"/>
+          </w:tcPr>
+          <w:p>
+            <w:r>
+              <w:t>Port</w:t>
+            </w:r>
+          </w:p>
+        </w:tc>
+        <w:tc>
+          <w:tcPr>
+            <w:tcW w:type="dxa" w:w="3135"/>
+          </w:tcPr>
+          <w:p>
+            <w:r>
+              <w:t>Always 5432</w:t>
+            </w:r>
+          </w:p>
+        </w:tc>
+        <w:tc>
+          <w:tcPr>
+            <w:tcW w:type="dxa" w:w="3135"/>
+          </w:tcPr>
+          <w:p>
+            <w:r>
+              <w:t>5432</w:t>
+            </w:r>
+          </w:p>
+        </w:tc>
+      </w:tr>
+      <w:tr>
+        <w:tc>
+          <w:tcPr>
+            <w:tcW w:type="dxa" w:w="3135"/>
+          </w:tcPr>
+          <w:p>
+            <w:r>
+              <w:t>Database</w:t>
+            </w:r>
+          </w:p>
+        </w:tc>
+        <w:tc>
+          <w:tcPr>
+            <w:tcW w:type="dxa" w:w="3135"/>
+          </w:tcPr>
+          <w:p>
+            <w:r>
+              <w:t>Always 'postgres'</w:t>
+            </w:r>
+          </w:p>
+        </w:tc>
+        <w:tc>
+          <w:tcPr>
+            <w:tcW w:type="dxa" w:w="3135"/>
+          </w:tcPr>
+          <w:p>
+            <w:r>
+              <w:t>postgres</w:t>
+            </w:r>
+          </w:p>
+        </w:tc>
+      </w:tr>
+      <w:tr>
+        <w:tc>
+          <w:tcPr>
+            <w:tcW w:type="dxa" w:w="3135"/>
+          </w:tcPr>
+          <w:p>
+            <w:r>
+              <w:t>User</w:t>
+            </w:r>
+          </w:p>
+        </w:tc>
+        <w:tc>
+          <w:tcPr>
+            <w:tcW w:type="dxa" w:w="3135"/>
+          </w:tcPr>
+          <w:p>
+            <w:r>
+              <w:t>Always 'postgres'</w:t>
+            </w:r>
+          </w:p>
+        </w:tc>
+        <w:tc>
+          <w:tcPr>
+            <w:tcW w:type="dxa" w:w="3135"/>
+          </w:tcPr>
+          <w:p>
+            <w:r>
+              <w:t>postgres</w:t>
+            </w:r>
+          </w:p>
+        </w:tc>
+      </w:tr>
+      <w:tr>
+        <w:tc>
+          <w:tcPr>
+            <w:tcW w:type="dxa" w:w="3135"/>
+          </w:tcPr>
+          <w:p>
+            <w:r>
+              <w:t>Password</w:t>
+            </w:r>
+          </w:p>
+        </w:tc>
+        <w:tc>
+          <w:tcPr>
+            <w:tcW w:type="dxa" w:w="3135"/>
+          </w:tcPr>
+          <w:p>
+            <w:r>
+              <w:t>The password you set in Step 1</w:t>
+            </w:r>
+          </w:p>
+        </w:tc>
+        <w:tc>
+          <w:tcPr>
+            <w:tcW w:type="dxa" w:w="3135"/>
+          </w:tcPr>
+          <w:p>
+            <w:r>
+              <w:t>your-secret-password</w:t>
+            </w:r>
+          </w:p>
+        </w:tc>
+      </w:tr>
+    </w:tbl>
+    <w:p>
+      <w:pPr>
+        <w:spacing w:after="120"/>
+        <w:ind w:left="432"/>
+      </w:pPr>
+      <w:r>
+        <w:rPr>
+          <w:i/>
+          <w:color w:val="059669"/>
+          <w:sz w:val="20"/>
+        </w:rPr>
+        <w:t>✅  Copy the Host value carefully — it is a long string like db.abcdefghijkl.supabase.co</w:t>
+      </w:r>
+    </w:p>
+    <w:p>
+      <w:r>
+        <w:br w:type="page"/>
+      </w:r>
+    </w:p>
+    <w:p>
+      <w:pPr>
+        <w:spacing w:before="400" w:after="120"/>
+      </w:pPr>
+      <w:r>
+        <w:rPr>
+          <w:b/>
+          <w:color w:val="1F3864"/>
+          <w:sz w:val="32"/>
+        </w:rPr>
+        <w:t>4. Installation on Any Computer</w:t>
+      </w:r>
+    </w:p>
+    <w:p>
+      <w:pPr>
+        <w:spacing w:after="80"/>
+      </w:pPr>
+      <w:r>
+        <w:rPr>
+          <w:sz w:val="22"/>
+        </w:rPr>
+        <w:t>Every computer that runs the portal follows the same 4 steps. The database is already set up in Supabase — you just need to connect to it.</w:t>
+      </w:r>
+    </w:p>
+    <w:p>
+      <w:pPr>
+        <w:spacing w:before="240" w:after="80"/>
+      </w:pPr>
+      <w:r>
+        <w:rPr>
+          <w:b/>
+          <w:color w:val="1F3864"/>
+          <w:sz w:val="26"/>
+        </w:rPr>
+        <w:t>Step 1 — Get the project files</w:t>
+      </w:r>
+    </w:p>
+    <w:p>
+      <w:pPr>
+        <w:spacing w:after="80"/>
+      </w:pPr>
+      <w:r>
+        <w:rPr>
+          <w:sz w:val="22"/>
+        </w:rPr>
+        <w:t>Option A — Clone from GitHub (recommended):</w:t>
+      </w:r>
+    </w:p>
+    <w:p>
+      <w:pPr>
+        <w:spacing w:after="40"/>
+        <w:ind w:left="576"/>
+      </w:pPr>
+      <w:r>
+        <w:rPr>
+          <w:rFonts w:ascii="Courier New" w:hAnsi="Courier New"/>
+          <w:color w:val="056B6B"/>
+          <w:sz w:val="18"/>
+        </w:rPr>
+        <w:t>git clone https://github.com/karmashirish7/Referral</w:t>
+      </w:r>
+    </w:p>
+    <w:p>
+      <w:pPr>
+        <w:spacing w:after="40"/>
+        <w:ind w:left="576"/>
+      </w:pPr>
+      <w:r>
+        <w:rPr>
+          <w:rFonts w:ascii="Courier New" w:hAnsi="Courier New"/>
+          <w:color w:val="056B6B"/>
+          <w:sz w:val="18"/>
+        </w:rPr>
+        <w:t>cd Referral</w:t>
+      </w:r>
+    </w:p>
+    <w:p>
+      <w:pPr>
+        <w:spacing w:after="80"/>
+      </w:pPr>
+      <w:r>
+        <w:rPr>
+          <w:sz w:val="22"/>
+        </w:rPr>
+        <w:t>Option B — Download the ZIP from GitHub and extract it.</w:t>
+      </w:r>
+    </w:p>
+    <w:p>
+      <w:pPr>
+        <w:spacing w:before="240" w:after="80"/>
+      </w:pPr>
+      <w:r>
+        <w:rPr>
+          <w:b/>
+          <w:color w:val="1F3864"/>
+          <w:sz w:val="26"/>
+        </w:rPr>
+        <w:t>Step 2 — Start the PHP web server</w:t>
+      </w:r>
+    </w:p>
+    <w:p>
+      <w:pPr>
+        <w:spacing w:after="40"/>
+        <w:ind w:left="576"/>
+      </w:pPr>
+      <w:r>
+        <w:rPr>
+          <w:rFonts w:ascii="Courier New" w:hAnsi="Courier New"/>
+          <w:color w:val="056B6B"/>
+          <w:sz w:val="18"/>
+        </w:rPr>
+        <w:t>php -S localhost:8080</w:t>
+      </w:r>
+    </w:p>
+    <w:p>
+      <w:pPr>
+        <w:spacing w:after="80"/>
+      </w:pPr>
+      <w:r>
+        <w:rPr>
+          <w:sz w:val="22"/>
+        </w:rPr>
+        <w:t>Keep this terminal window open while using the portal. To stop the server, press Ctrl+C.</w:t>
+      </w:r>
+    </w:p>
+    <w:p>
+      <w:pPr>
+        <w:spacing w:after="120"/>
+        <w:ind w:left="432"/>
+      </w:pPr>
+      <w:r>
+        <w:rPr>
+          <w:i/>
+          <w:color w:val="D97706"/>
+          <w:sz w:val="20"/>
+        </w:rPr>
+        <w:t>⚠  If port 8080 is in use, change it: php -S localhost:9000</w:t>
+      </w:r>
+    </w:p>
+    <w:p>
+      <w:pPr>
+        <w:spacing w:before="240" w:after="80"/>
+      </w:pPr>
+      <w:r>
+        <w:rPr>
+          <w:b/>
+          <w:color w:val="1F3864"/>
+          <w:sz w:val="26"/>
+        </w:rPr>
+        <w:t>Step 3 — Run the installer</w:t>
+      </w:r>
+    </w:p>
+    <w:p>
+      <w:pPr>
+        <w:pStyle w:val="ListBullet"/>
+        <w:spacing w:after="40"/>
+      </w:pPr>
+      <w:r>
+        <w:rPr>
+          <w:sz w:val="22"/>
+        </w:rPr>
+        <w:t>Open a browser and go to:  http://localhost:8080/install.php</w:t>
+      </w:r>
+    </w:p>
+    <w:p>
+      <w:pPr>
+        <w:pStyle w:val="ListBullet"/>
+        <w:spacing w:after="40"/>
+      </w:pPr>
+      <w:r>
+        <w:rPr>
+          <w:sz w:val="22"/>
+        </w:rPr>
+        <w:t>The Setup Wizard will appear. Enter your Supabase connection details from Section 3.</w:t>
+      </w:r>
+    </w:p>
+    <w:p>
+      <w:pPr>
+        <w:pStyle w:val="ListBullet"/>
+        <w:spacing w:after="40"/>
+      </w:pPr>
+      <w:r>
+        <w:rPr>
+          <w:sz w:val="22"/>
+        </w:rPr>
+        <w:t>Click "Connect &amp; Save".</w:t>
+      </w:r>
+    </w:p>
+    <w:p>
+      <w:pPr>
+        <w:pStyle w:val="ListBullet"/>
+        <w:spacing w:after="40"/>
+      </w:pPr>
+      <w:r>
+        <w:rPr>
+          <w:sz w:val="22"/>
+        </w:rPr>
+        <w:t>If successful, you will see a green confirmation screen.</w:t>
+      </w:r>
+    </w:p>
+    <w:p>
+      <w:pPr>
+        <w:spacing w:before="240" w:after="80"/>
+      </w:pPr>
+      <w:r>
+        <w:rPr>
+          <w:b/>
+          <w:color w:val="1F3864"/>
+          <w:sz w:val="26"/>
+        </w:rPr>
+        <w:t>Step 4 — Log in</w:t>
+      </w:r>
+    </w:p>
+    <w:p>
+      <w:pPr>
+        <w:spacing w:after="80"/>
+      </w:pPr>
+      <w:r>
+        <w:rPr>
+          <w:sz w:val="22"/>
+        </w:rPr>
+        <w:t>Go to http://localhost:8080 and log in with any of the default accounts (see Section 5).</w:t>
+      </w:r>
+    </w:p>
+    <w:p>
+      <w:pPr>
+        <w:spacing w:after="120"/>
+        <w:ind w:left="432"/>
+      </w:pPr>
+      <w:r>
+        <w:rPr>
+          <w:i/>
+          <w:color w:val="059669"/>
+          <w:sz w:val="20"/>
+        </w:rPr>
+        <w:t>✅  The installer creates a config.php file locally with your credentials. This file is in .gitignore so it is never uploaded to GitHub — each computer keeps its own copy.</w:t>
+      </w:r>
+    </w:p>
+    <w:p>
+      <w:r>
+        <w:br w:type="page"/>
+      </w:r>
+    </w:p>
+    <w:p>
+      <w:pPr>
+        <w:spacing w:before="400" w:after="120"/>
       </w:pPr>
       <w:r>
         <w:rPr>
@@ -981,7 +1399,7 @@
     </w:p>
     <w:p>
       <w:pPr>
-        <w:spacing w:after="80"/>
+        <w:spacing w:after="120"/>
         <w:ind w:left="432"/>
       </w:pPr>
       <w:r>
@@ -990,7 +1408,7 @@
           <w:color w:val="D97706"/>
           <w:sz w:val="20"/>
         </w:rPr>
-        <w:t>⚠ Note: All default passwords are:  password   Change them immediately in production!</w:t>
+        <w:t>⚠  All default passwords are:  password   Change them immediately before real use!</w:t>
       </w:r>
     </w:p>
     <w:tbl>
@@ -1042,7 +1460,7 @@
           </w:tcPr>
           <w:p>
             <w:r>
-              <w:t>Access</w:t>
+              <w:t>Access Level</w:t>
             </w:r>
           </w:p>
         </w:tc>
@@ -1074,7 +1492,7 @@
           </w:tcPr>
           <w:p>
             <w:r>
-              <w:t>admin</w:t>
+              <w:t>Admin</w:t>
             </w:r>
           </w:p>
         </w:tc>
@@ -1084,7 +1502,7 @@
           </w:tcPr>
           <w:p>
             <w:r>
-              <w:t>Full system access</w:t>
+              <w:t>Full system access — users, commissions, audit log</w:t>
             </w:r>
           </w:p>
         </w:tc>
@@ -1116,7 +1534,7 @@
           </w:tcPr>
           <w:p>
             <w:r>
-              <w:t>broker</w:t>
+              <w:t>Broker</w:t>
             </w:r>
           </w:p>
         </w:tc>
@@ -1126,7 +1544,7 @@
           </w:tcPr>
           <w:p>
             <w:r>
-              <w:t>Pipeline, status updates</w:t>
+              <w:t>Pipeline, status updates, broker notes</w:t>
             </w:r>
           </w:p>
         </w:tc>
@@ -1158,7 +1576,7 @@
           </w:tcPr>
           <w:p>
             <w:r>
-              <w:t>partner</w:t>
+              <w:t>Partner</w:t>
             </w:r>
           </w:p>
         </w:tc>
@@ -1168,7 +1586,49 @@
           </w:tcPr>
           <w:p>
             <w:r>
-              <w:t>Submit referrals, view commissions</w:t>
+              <w:t>Submit referrals, view own commissions</w:t>
+            </w:r>
+          </w:p>
+        </w:tc>
+      </w:tr>
+      <w:tr>
+        <w:tc>
+          <w:tcPr>
+            <w:tcW w:type="dxa" w:w="2351"/>
+          </w:tcPr>
+          <w:p>
+            <w:r>
+              <w:t>Sarah Chen</w:t>
+            </w:r>
+          </w:p>
+        </w:tc>
+        <w:tc>
+          <w:tcPr>
+            <w:tcW w:type="dxa" w:w="2351"/>
+          </w:tcPr>
+          <w:p>
+            <w:r>
+              <w:t>sarah@partner.com</w:t>
+            </w:r>
+          </w:p>
+        </w:tc>
+        <w:tc>
+          <w:tcPr>
+            <w:tcW w:type="dxa" w:w="2351"/>
+          </w:tcPr>
+          <w:p>
+            <w:r>
+              <w:t>Partner</w:t>
+            </w:r>
+          </w:p>
+        </w:tc>
+        <w:tc>
+          <w:tcPr>
+            <w:tcW w:type="dxa" w:w="2351"/>
+          </w:tcPr>
+          <w:p>
+            <w:r>
+              <w:t>Submit referrals, view own commissions</w:t>
             </w:r>
           </w:p>
         </w:tc>
@@ -1200,7 +1660,7 @@
           </w:tcPr>
           <w:p>
             <w:r>
-              <w:t>auditor</w:t>
+              <w:t>Auditor</w:t>
             </w:r>
           </w:p>
         </w:tc>
@@ -1210,7 +1670,7 @@
           </w:tcPr>
           <w:p>
             <w:r>
-              <w:t>Read-only audit log</w:t>
+              <w:t>Read-only audit log and referral history</w:t>
             </w:r>
           </w:p>
         </w:tc>
@@ -1226,7 +1686,7 @@
           <w:color w:val="1F3864"/>
           <w:sz w:val="26"/>
         </w:rPr>
-        <w:t>How to Change a Password via phpMyAdmin</w:t>
+        <w:t>How to change a password</w:t>
       </w:r>
     </w:p>
     <w:p>
@@ -1237,7 +1697,20 @@
         <w:rPr>
           <w:sz w:val="22"/>
         </w:rPr>
-        <w:t>1. Open phpMyAdmin → referral_portal → users table.</w:t>
+        <w:t>Log in → click Settings in the sidebar → Change Password section. Enter your current password and a new one (minimum 8 characters).</w:t>
+      </w:r>
+    </w:p>
+    <w:p>
+      <w:pPr>
+        <w:spacing w:before="240" w:after="80"/>
+      </w:pPr>
+      <w:r>
+        <w:rPr>
+          <w:b/>
+          <w:color w:val="1F3864"/>
+          <w:sz w:val="26"/>
+        </w:rPr>
+        <w:t>How to reset a password via Supabase SQL Editor</w:t>
       </w:r>
     </w:p>
     <w:p>
@@ -1248,7 +1721,49 @@
         <w:rPr>
           <w:sz w:val="22"/>
         </w:rPr>
-        <w:t>2. Click Edit on the user row.</w:t>
+        <w:t>If you are locked out, go to Supabase → SQL Editor and run:</w:t>
+      </w:r>
+    </w:p>
+    <w:p>
+      <w:pPr>
+        <w:spacing w:after="40"/>
+        <w:ind w:left="576"/>
+      </w:pPr>
+      <w:r>
+        <w:rPr>
+          <w:rFonts w:ascii="Courier New" w:hAnsi="Courier New"/>
+          <w:color w:val="056B6B"/>
+          <w:sz w:val="18"/>
+        </w:rPr>
+        <w:t>UPDATE users</w:t>
+      </w:r>
+    </w:p>
+    <w:p>
+      <w:pPr>
+        <w:spacing w:after="40"/>
+        <w:ind w:left="576"/>
+      </w:pPr>
+      <w:r>
+        <w:rPr>
+          <w:rFonts w:ascii="Courier New" w:hAnsi="Courier New"/>
+          <w:color w:val="056B6B"/>
+          <w:sz w:val="18"/>
+        </w:rPr>
+        <w:t>SET password = '$2y$10$92IXUNpkjO0rOQ5byMi.Ye4oKoEa3Ro9llC/.og/at2.uheWG/igi'</w:t>
+      </w:r>
+    </w:p>
+    <w:p>
+      <w:pPr>
+        <w:spacing w:after="40"/>
+        <w:ind w:left="576"/>
+      </w:pPr>
+      <w:r>
+        <w:rPr>
+          <w:rFonts w:ascii="Courier New" w:hAnsi="Courier New"/>
+          <w:color w:val="056B6B"/>
+          <w:sz w:val="18"/>
+        </w:rPr>
+        <w:t>WHERE email = 'your@email.com';</w:t>
       </w:r>
     </w:p>
     <w:p>
@@ -1259,7 +1774,7 @@
         <w:rPr>
           <w:sz w:val="22"/>
         </w:rPr>
-        <w:t>3. Find the password column. Replace the hash with a new bcrypt hash.</w:t>
+        <w:t>This resets the password back to:  password</w:t>
       </w:r>
     </w:p>
     <w:p>
@@ -1270,32 +1785,7 @@
         <w:rPr>
           <w:sz w:val="22"/>
         </w:rPr>
-        <w:t>Generate a new bcrypt hash with PHP:</w:t>
-      </w:r>
-    </w:p>
-    <w:p>
-      <w:pPr>
-        <w:spacing w:after="40"/>
-        <w:ind w:left="576"/>
-      </w:pPr>
-      <w:r>
-        <w:rPr>
-          <w:rFonts w:ascii="Courier New" w:hAnsi="Courier New"/>
-          <w:color w:val="0D6E6E"/>
-          <w:sz w:val="18"/>
-        </w:rPr>
-        <w:t>&lt;?php echo password_hash('your_new_password', PASSWORD_DEFAULT); ?&gt;</w:t>
-      </w:r>
-    </w:p>
-    <w:p>
-      <w:pPr>
-        <w:spacing w:after="80"/>
-      </w:pPr>
-      <w:r>
-        <w:rPr>
-          <w:sz w:val="22"/>
-        </w:rPr>
-        <w:t>Paste the output (the long $2y$... string) into the password column and save.</w:t>
+        <w:t>Then log in and change it immediately via Settings.</w:t>
       </w:r>
     </w:p>
     <w:p>
@@ -1305,7 +1795,7 @@
     </w:p>
     <w:p>
       <w:pPr>
-        <w:spacing w:before="360" w:after="120"/>
+        <w:spacing w:before="400" w:after="120"/>
       </w:pPr>
       <w:r>
         <w:rPr>
@@ -1365,7 +1855,7 @@
           </w:tcPr>
           <w:p>
             <w:r>
-              <w:t>Login page</w:t>
+              <w:t>Login page — role selector, email, password</w:t>
             </w:r>
           </w:p>
         </w:tc>
@@ -1387,7 +1877,7 @@
           </w:tcPr>
           <w:p>
             <w:r>
-              <w:t>New account registration</w:t>
+              <w:t>New partner/broker registration form</w:t>
             </w:r>
           </w:p>
         </w:tc>
@@ -1409,7 +1899,7 @@
           </w:tcPr>
           <w:p>
             <w:r>
-              <w:t>Destroys session, redirects to login</w:t>
+              <w:t>Destroys session and redirects to login</w:t>
             </w:r>
           </w:p>
         </w:tc>
@@ -1431,7 +1921,7 @@
           </w:tcPr>
           <w:p>
             <w:r>
-              <w:t>Partner dashboard with stats and chart</w:t>
+              <w:t>Partner dashboard — stats, chart, pipeline, payouts</w:t>
             </w:r>
           </w:p>
         </w:tc>
@@ -1453,7 +1943,7 @@
           </w:tcPr>
           <w:p>
             <w:r>
-              <w:t>Referral list with filters and CSV export</w:t>
+              <w:t>Referral list for all roles — filters, CSV export</w:t>
             </w:r>
           </w:p>
         </w:tc>
@@ -1475,7 +1965,7 @@
           </w:tcPr>
           <w:p>
             <w:r>
-              <w:t>New referral submission form</w:t>
+              <w:t>New referral form — client details, consent, file upload</w:t>
             </w:r>
           </w:p>
         </w:tc>
@@ -1497,7 +1987,7 @@
           </w:tcPr>
           <w:p>
             <w:r>
-              <w:t>Broker Kanban pipeline (6 columns)</w:t>
+              <w:t>Broker Kanban board — 6 stage columns</w:t>
             </w:r>
           </w:p>
         </w:tc>
@@ -1519,7 +2009,7 @@
           </w:tcPr>
           <w:p>
             <w:r>
-              <w:t>Admin: approve/suspend users, set tier</w:t>
+              <w:t>Admin: approve/suspend users, add user, set tier</w:t>
             </w:r>
           </w:p>
         </w:tc>
@@ -1563,7 +2053,7 @@
           </w:tcPr>
           <w:p>
             <w:r>
-              <w:t>Admin/Auditor: full audit log with filters</w:t>
+              <w:t>Admin/Auditor: full audit trail with filters and CSV export</w:t>
             </w:r>
           </w:p>
         </w:tc>
@@ -1585,7 +2075,7 @@
           </w:tcPr>
           <w:p>
             <w:r>
-              <w:t>View and upload referral documents</w:t>
+              <w:t>View and upload files attached to referrals</w:t>
             </w:r>
           </w:p>
         </w:tc>
@@ -1607,7 +2097,7 @@
           </w:tcPr>
           <w:p>
             <w:r>
-              <w:t>Update profile, change password</w:t>
+              <w:t>Update profile, change password, email preferences</w:t>
             </w:r>
           </w:p>
         </w:tc>
@@ -1641,6 +2131,28 @@
           </w:tcPr>
           <w:p>
             <w:r>
+              <w:t>install.php</w:t>
+            </w:r>
+          </w:p>
+        </w:tc>
+        <w:tc>
+          <w:tcPr>
+            <w:tcW w:type="dxa" w:w="4703"/>
+          </w:tcPr>
+          <w:p>
+            <w:r>
+              <w:t>Supabase setup wizard — run once per computer</w:t>
+            </w:r>
+          </w:p>
+        </w:tc>
+      </w:tr>
+      <w:tr>
+        <w:tc>
+          <w:tcPr>
+            <w:tcW w:type="dxa" w:w="4703"/>
+          </w:tcPr>
+          <w:p>
+            <w:r>
               <w:t>database.sql</w:t>
             </w:r>
           </w:p>
@@ -1651,7 +2163,29 @@
           </w:tcPr>
           <w:p>
             <w:r>
-              <w:t>MySQL schema and sample data</w:t>
+              <w:t>PostgreSQL schema — paste into Supabase SQL Editor once</w:t>
+            </w:r>
+          </w:p>
+        </w:tc>
+      </w:tr>
+      <w:tr>
+        <w:tc>
+          <w:tcPr>
+            <w:tcW w:type="dxa" w:w="4703"/>
+          </w:tcPr>
+          <w:p>
+            <w:r>
+              <w:t>config.php</w:t>
+            </w:r>
+          </w:p>
+        </w:tc>
+        <w:tc>
+          <w:tcPr>
+            <w:tcW w:type="dxa" w:w="4703"/>
+          </w:tcPr>
+          <w:p>
+            <w:r>
+              <w:t>Auto-created by installer. Contains DB credentials. NEVER commit to git.</w:t>
             </w:r>
           </w:p>
         </w:tc>
@@ -1673,7 +2207,7 @@
           </w:tcPr>
           <w:p>
             <w:r>
-              <w:t>Database connection — EDIT THIS for credentials</w:t>
+              <w:t>Database connection using pdo_pgsql driver</w:t>
             </w:r>
           </w:p>
         </w:tc>
@@ -1695,7 +2229,7 @@
           </w:tcPr>
           <w:p>
             <w:r>
-              <w:t>Session helpers (isLoggedIn, requireRole, etc.)</w:t>
+              <w:t>Session helpers: isLoggedIn(), requireRole(), etc.</w:t>
             </w:r>
           </w:p>
         </w:tc>
@@ -1717,7 +2251,7 @@
           </w:tcPr>
           <w:p>
             <w:r>
-              <w:t>Helper functions (commission calc, badges, audit log)</w:t>
+              <w:t>Helpers: commission calc, audit log, notifications, badges</w:t>
             </w:r>
           </w:p>
         </w:tc>
@@ -1761,7 +2295,7 @@
           </w:tcPr>
           <w:p>
             <w:r>
-              <w:t>All custom styles</w:t>
+              <w:t>All custom styles — colours, layout, cards, badges</w:t>
             </w:r>
           </w:p>
         </w:tc>
@@ -1783,7 +2317,7 @@
           </w:tcPr>
           <w:p>
             <w:r>
-              <w:t>JavaScript: notifications, file upload, confirmations</w:t>
+              <w:t>Notifications dropdown, file upload drag-drop, confirmations</w:t>
             </w:r>
           </w:p>
         </w:tc>
@@ -1805,851 +2339,7 @@
           </w:tcPr>
           <w:p>
             <w:r>
-              <w:t>Uploaded documents stored here (writable)</w:t>
-            </w:r>
-          </w:p>
-        </w:tc>
-      </w:tr>
-    </w:tbl>
-    <w:p>
-      <w:r>
-        <w:br w:type="page"/>
-      </w:r>
-    </w:p>
-    <w:p>
-      <w:pPr>
-        <w:spacing w:before="360" w:after="120"/>
-      </w:pPr>
-      <w:r>
-        <w:rPr>
-          <w:b/>
-          <w:color w:val="1F3864"/>
-          <w:sz w:val="32"/>
-        </w:rPr>
-        <w:t>7. Changing the Primary Colour</w:t>
-      </w:r>
-    </w:p>
-    <w:p>
-      <w:pPr>
-        <w:spacing w:after="80"/>
-      </w:pPr>
-      <w:r>
-        <w:rPr>
-          <w:sz w:val="22"/>
-        </w:rPr>
-        <w:t>The portal uses dark navy #1F3864 as its primary colour (from the project spec). To change it, open assets/css/style.css and edit the CSS variables at the top of the file:</w:t>
-      </w:r>
-    </w:p>
-    <w:p>
-      <w:pPr>
-        <w:spacing w:after="40"/>
-        <w:ind w:left="576"/>
-      </w:pPr>
-      <w:r>
-        <w:rPr>
-          <w:rFonts w:ascii="Courier New" w:hAnsi="Courier New"/>
-          <w:color w:val="0D6E6E"/>
-          <w:sz w:val="18"/>
-        </w:rPr>
-        <w:t>:root {</w:t>
-      </w:r>
-    </w:p>
-    <w:p>
-      <w:pPr>
-        <w:spacing w:after="40"/>
-        <w:ind w:left="576"/>
-      </w:pPr>
-      <w:r>
-        <w:rPr>
-          <w:rFonts w:ascii="Courier New" w:hAnsi="Courier New"/>
-          <w:color w:val="0D6E6E"/>
-          <w:sz w:val="18"/>
-        </w:rPr>
-        <w:t xml:space="preserve">    --navy:      #1F3864;   /* main sidebar + buttons */</w:t>
-      </w:r>
-    </w:p>
-    <w:p>
-      <w:pPr>
-        <w:spacing w:after="40"/>
-        <w:ind w:left="576"/>
-      </w:pPr>
-      <w:r>
-        <w:rPr>
-          <w:rFonts w:ascii="Courier New" w:hAnsi="Courier New"/>
-          <w:color w:val="0D6E6E"/>
-          <w:sz w:val="18"/>
-        </w:rPr>
-        <w:t xml:space="preserve">    --navy-dark: #172d55;   /* button hover */</w:t>
-      </w:r>
-    </w:p>
-    <w:p>
-      <w:pPr>
-        <w:spacing w:after="40"/>
-        <w:ind w:left="576"/>
-      </w:pPr>
-      <w:r>
-        <w:rPr>
-          <w:rFonts w:ascii="Courier New" w:hAnsi="Courier New"/>
-          <w:color w:val="0D6E6E"/>
-          <w:sz w:val="18"/>
-        </w:rPr>
-        <w:t xml:space="preserve">    --navy-light:#2a4a7f;   /* active nav item */</w:t>
-      </w:r>
-    </w:p>
-    <w:p>
-      <w:pPr>
-        <w:spacing w:after="40"/>
-        <w:ind w:left="576"/>
-      </w:pPr>
-      <w:r>
-        <w:rPr>
-          <w:rFonts w:ascii="Courier New" w:hAnsi="Courier New"/>
-          <w:color w:val="0D6E6E"/>
-          <w:sz w:val="18"/>
-        </w:rPr>
-        <w:t>}</w:t>
-      </w:r>
-    </w:p>
-    <w:p>
-      <w:pPr>
-        <w:spacing w:after="80"/>
-      </w:pPr>
-      <w:r>
-        <w:rPr>
-          <w:sz w:val="22"/>
-        </w:rPr>
-        <w:t>Change all three hex values to your desired colour. Save the file and refresh the browser.</w:t>
-      </w:r>
-    </w:p>
-    <w:p>
-      <w:pPr>
-        <w:spacing w:after="80"/>
-        <w:ind w:left="432"/>
-      </w:pPr>
-      <w:r>
-        <w:rPr>
-          <w:i/>
-          <w:color w:val="D97706"/>
-          <w:sz w:val="20"/>
-        </w:rPr>
-        <w:t>⚠ Note: The colour also appears inline in dashboard.php Chart.js config (backgroundColor: '#1F3864'). Update that too if you change the brand colour.</w:t>
-      </w:r>
-    </w:p>
-    <w:p>
-      <w:r>
-        <w:br w:type="page"/>
-      </w:r>
-    </w:p>
-    <w:p>
-      <w:pPr>
-        <w:spacing w:before="360" w:after="120"/>
-      </w:pPr>
-      <w:r>
-        <w:rPr>
-          <w:b/>
-          <w:color w:val="1F3864"/>
-          <w:sz w:val="32"/>
-        </w:rPr>
-        <w:t>8. Adding / Modifying Referral Statuses</w:t>
-      </w:r>
-    </w:p>
-    <w:p>
-      <w:pPr>
-        <w:spacing w:after="80"/>
-      </w:pPr>
-      <w:r>
-        <w:rPr>
-          <w:sz w:val="22"/>
-        </w:rPr>
-        <w:t>Referral statuses are defined in three places. You must update all three consistently.</w:t>
-      </w:r>
-    </w:p>
-    <w:p>
-      <w:pPr>
-        <w:spacing w:before="240" w:after="80"/>
-      </w:pPr>
-      <w:r>
-        <w:rPr>
-          <w:b/>
-          <w:color w:val="1F3864"/>
-          <w:sz w:val="26"/>
-        </w:rPr>
-        <w:t>8a. database.sql — ENUM column</w:t>
-      </w:r>
-    </w:p>
-    <w:p>
-      <w:pPr>
-        <w:spacing w:after="80"/>
-      </w:pPr>
-      <w:r>
-        <w:rPr>
-          <w:sz w:val="22"/>
-        </w:rPr>
-        <w:t>Open database.sql and find the referrals table definition. Edit the ENUM list:</w:t>
-      </w:r>
-    </w:p>
-    <w:p>
-      <w:pPr>
-        <w:spacing w:after="40"/>
-        <w:ind w:left="576"/>
-      </w:pPr>
-      <w:r>
-        <w:rPr>
-          <w:rFonts w:ascii="Courier New" w:hAnsi="Courier New"/>
-          <w:color w:val="0D6E6E"/>
-          <w:sz w:val="18"/>
-        </w:rPr>
-        <w:t>status ENUM('pending','qualified','lodged','approved','settled','declined')</w:t>
-      </w:r>
-    </w:p>
-    <w:p>
-      <w:pPr>
-        <w:spacing w:after="80"/>
-      </w:pPr>
-      <w:r>
-        <w:rPr>
-          <w:sz w:val="22"/>
-        </w:rPr>
-        <w:t>Add your new status inside the quotes, separated by commas, then re-run the SQL or run an ALTER TABLE command:</w:t>
-      </w:r>
-    </w:p>
-    <w:p>
-      <w:pPr>
-        <w:spacing w:after="40"/>
-        <w:ind w:left="576"/>
-      </w:pPr>
-      <w:r>
-        <w:rPr>
-          <w:rFonts w:ascii="Courier New" w:hAnsi="Courier New"/>
-          <w:color w:val="0D6E6E"/>
-          <w:sz w:val="18"/>
-        </w:rPr>
-        <w:t>ALTER TABLE referrals MODIFY status ENUM('pending','qualified','lodged','approved','settled','declined','on_hold');</w:t>
-      </w:r>
-    </w:p>
-    <w:p>
-      <w:pPr>
-        <w:spacing w:before="240" w:after="80"/>
-      </w:pPr>
-      <w:r>
-        <w:rPr>
-          <w:b/>
-          <w:color w:val="1F3864"/>
-          <w:sz w:val="26"/>
-        </w:rPr>
-        <w:t>8b. includes/functions.php — statusBadge()</w:t>
-      </w:r>
-    </w:p>
-    <w:p>
-      <w:pPr>
-        <w:spacing w:after="80"/>
-      </w:pPr>
-      <w:r>
-        <w:rPr>
-          <w:sz w:val="22"/>
-        </w:rPr>
-        <w:t>Find the $map array in the statusBadge() function and add your new status with a CSS class:</w:t>
-      </w:r>
-    </w:p>
-    <w:p>
-      <w:pPr>
-        <w:spacing w:after="40"/>
-        <w:ind w:left="576"/>
-      </w:pPr>
-      <w:r>
-        <w:rPr>
-          <w:rFonts w:ascii="Courier New" w:hAnsi="Courier New"/>
-          <w:color w:val="0D6E6E"/>
-          <w:sz w:val="18"/>
-        </w:rPr>
-        <w:t>$map = [</w:t>
-      </w:r>
-    </w:p>
-    <w:p>
-      <w:pPr>
-        <w:spacing w:after="40"/>
-        <w:ind w:left="576"/>
-      </w:pPr>
-      <w:r>
-        <w:rPr>
-          <w:rFonts w:ascii="Courier New" w:hAnsi="Courier New"/>
-          <w:color w:val="0D6E6E"/>
-          <w:sz w:val="18"/>
-        </w:rPr>
-        <w:t xml:space="preserve">    'on_hold' =&gt; 'badge-lodged',   // reuse an existing colour</w:t>
-      </w:r>
-    </w:p>
-    <w:p>
-      <w:pPr>
-        <w:spacing w:after="40"/>
-        <w:ind w:left="576"/>
-      </w:pPr>
-      <w:r>
-        <w:rPr>
-          <w:rFonts w:ascii="Courier New" w:hAnsi="Courier New"/>
-          <w:color w:val="0D6E6E"/>
-          <w:sz w:val="18"/>
-        </w:rPr>
-        <w:t>];</w:t>
-      </w:r>
-    </w:p>
-    <w:p>
-      <w:pPr>
-        <w:spacing w:before="240" w:after="80"/>
-      </w:pPr>
-      <w:r>
-        <w:rPr>
-          <w:b/>
-          <w:color w:val="1F3864"/>
-          <w:sz w:val="26"/>
-        </w:rPr>
-        <w:t>8c. assets/css/style.css — new badge class (optional)</w:t>
-      </w:r>
-    </w:p>
-    <w:p>
-      <w:pPr>
-        <w:spacing w:after="80"/>
-      </w:pPr>
-      <w:r>
-        <w:rPr>
-          <w:sz w:val="22"/>
-        </w:rPr>
-        <w:t>If you want a unique colour for the new status, add a CSS class in the STATUS BADGES section:</w:t>
-      </w:r>
-    </w:p>
-    <w:p>
-      <w:pPr>
-        <w:spacing w:after="40"/>
-        <w:ind w:left="576"/>
-      </w:pPr>
-      <w:r>
-        <w:rPr>
-          <w:rFonts w:ascii="Courier New" w:hAnsi="Courier New"/>
-          <w:color w:val="0D6E6E"/>
-          <w:sz w:val="18"/>
-        </w:rPr>
-        <w:t>.badge-on_hold { background: #e0f2fe; color: #0369a1; }</w:t>
-      </w:r>
-    </w:p>
-    <w:p>
-      <w:pPr>
-        <w:spacing w:before="240" w:after="80"/>
-      </w:pPr>
-      <w:r>
-        <w:rPr>
-          <w:b/>
-          <w:color w:val="1F3864"/>
-          <w:sz w:val="26"/>
-        </w:rPr>
-        <w:t>8d. Update dropdowns in referrals.php and pipeline.php</w:t>
-      </w:r>
-    </w:p>
-    <w:p>
-      <w:pPr>
-        <w:spacing w:after="80"/>
-      </w:pPr>
-      <w:r>
-        <w:rPr>
-          <w:sz w:val="22"/>
-        </w:rPr>
-        <w:t>Search for the hardcoded status option lists in referrals.php and pipeline.php and add the new status option.</w:t>
-      </w:r>
-    </w:p>
-    <w:p>
-      <w:r>
-        <w:br w:type="page"/>
-      </w:r>
-    </w:p>
-    <w:p>
-      <w:pPr>
-        <w:spacing w:before="360" w:after="120"/>
-      </w:pPr>
-      <w:r>
-        <w:rPr>
-          <w:b/>
-          <w:color w:val="1F3864"/>
-          <w:sz w:val="32"/>
-        </w:rPr>
-        <w:t>9. Changing Commission Rates &amp; Tiers</w:t>
-      </w:r>
-    </w:p>
-    <w:p>
-      <w:pPr>
-        <w:spacing w:after="80"/>
-      </w:pPr>
-      <w:r>
-        <w:rPr>
-          <w:sz w:val="22"/>
-        </w:rPr>
-        <w:t>The commission formula is:  Partner Commission = Broker Upfront × (Tier Rate / 100)</w:t>
-      </w:r>
-    </w:p>
-    <w:p>
-      <w:pPr>
-        <w:spacing w:before="240" w:after="80"/>
-      </w:pPr>
-      <w:r>
-        <w:rPr>
-          <w:b/>
-          <w:color w:val="1F3864"/>
-          <w:sz w:val="26"/>
-        </w:rPr>
-        <w:t>9a. Default rates per tier</w:t>
-      </w:r>
-    </w:p>
-    <w:p>
-      <w:pPr>
-        <w:spacing w:after="80"/>
-      </w:pPr>
-      <w:r>
-        <w:rPr>
-          <w:sz w:val="22"/>
-        </w:rPr>
-        <w:t>The default rates are defined in three places:</w:t>
-      </w:r>
-    </w:p>
-    <w:p>
-      <w:pPr>
-        <w:spacing w:after="40"/>
-        <w:ind w:left="576"/>
-      </w:pPr>
-      <w:r>
-        <w:rPr>
-          <w:rFonts w:ascii="Courier New" w:hAnsi="Courier New"/>
-          <w:color w:val="0D6E6E"/>
-          <w:sz w:val="18"/>
-        </w:rPr>
-        <w:t>admin-users.php  →  const tierRates = {Gold:25, Silver:20, Bronze:15};  (JS modal)</w:t>
-      </w:r>
-    </w:p>
-    <w:p>
-      <w:pPr>
-        <w:spacing w:after="40"/>
-        <w:ind w:left="576"/>
-      </w:pPr>
-      <w:r>
-        <w:rPr>
-          <w:rFonts w:ascii="Courier New" w:hAnsi="Courier New"/>
-          <w:color w:val="0D6E6E"/>
-          <w:sz w:val="18"/>
-        </w:rPr>
-        <w:t>register.php     →  $rate = ['Gold'=&gt;25,'Silver'=&gt;20,'Bronze'=&gt;15][$tier] ?? 20;</w:t>
-      </w:r>
-    </w:p>
-    <w:p>
-      <w:pPr>
-        <w:spacing w:after="40"/>
-        <w:ind w:left="576"/>
-      </w:pPr>
-      <w:r>
-        <w:rPr>
-          <w:rFonts w:ascii="Courier New" w:hAnsi="Courier New"/>
-          <w:color w:val="0D6E6E"/>
-          <w:sz w:val="18"/>
-        </w:rPr>
-        <w:t>admin-users.php  →  $rate = ['Gold'=&gt;25,'Silver'=&gt;20,'Bronze'=&gt;15][$tier] ?? 20;  (PHP)</w:t>
-      </w:r>
-    </w:p>
-    <w:p>
-      <w:pPr>
-        <w:spacing w:after="80"/>
-      </w:pPr>
-      <w:r>
-        <w:rPr>
-          <w:sz w:val="22"/>
-        </w:rPr>
-        <w:t>Update all three with the same values to keep them in sync.</w:t>
-      </w:r>
-    </w:p>
-    <w:p>
-      <w:pPr>
-        <w:spacing w:before="240" w:after="80"/>
-      </w:pPr>
-      <w:r>
-        <w:rPr>
-          <w:b/>
-          <w:color w:val="1F3864"/>
-          <w:sz w:val="26"/>
-        </w:rPr>
-        <w:t>9b. Changing a single user's rate</w:t>
-      </w:r>
-    </w:p>
-    <w:p>
-      <w:pPr>
-        <w:spacing w:after="80"/>
-      </w:pPr>
-      <w:r>
-        <w:rPr>
-          <w:sz w:val="22"/>
-        </w:rPr>
-        <w:t>Log in as Admin → Users → click 'Edit Tier' next to a partner. Enter a custom rate in the 'Custom Commission Rate %' field. This overrides the tier default for that user only.</w:t>
-      </w:r>
-    </w:p>
-    <w:p>
-      <w:pPr>
-        <w:spacing w:before="240" w:after="80"/>
-      </w:pPr>
-      <w:r>
-        <w:rPr>
-          <w:b/>
-          <w:color w:val="1F3864"/>
-          <w:sz w:val="26"/>
-        </w:rPr>
-        <w:t>9c. Commission formula location</w:t>
-      </w:r>
-    </w:p>
-    <w:p>
-      <w:pPr>
-        <w:spacing w:after="80"/>
-      </w:pPr>
-      <w:r>
-        <w:rPr>
-          <w:sz w:val="22"/>
-        </w:rPr>
-        <w:t>The calculation is in includes/functions.php, function calculateCommission():</w:t>
-      </w:r>
-    </w:p>
-    <w:p>
-      <w:pPr>
-        <w:spacing w:after="40"/>
-        <w:ind w:left="576"/>
-      </w:pPr>
-      <w:r>
-        <w:rPr>
-          <w:rFonts w:ascii="Courier New" w:hAnsi="Courier New"/>
-          <w:color w:val="0D6E6E"/>
-          <w:sz w:val="18"/>
-        </w:rPr>
-        <w:t>function calculateCommission($brokerUpfront, $tierRate) {</w:t>
-      </w:r>
-    </w:p>
-    <w:p>
-      <w:pPr>
-        <w:spacing w:after="40"/>
-        <w:ind w:left="576"/>
-      </w:pPr>
-      <w:r>
-        <w:rPr>
-          <w:rFonts w:ascii="Courier New" w:hAnsi="Courier New"/>
-          <w:color w:val="0D6E6E"/>
-          <w:sz w:val="18"/>
-        </w:rPr>
-        <w:t xml:space="preserve">    return round($brokerUpfront * ($tierRate / 100), 2);</w:t>
-      </w:r>
-    </w:p>
-    <w:p>
-      <w:pPr>
-        <w:spacing w:after="40"/>
-        <w:ind w:left="576"/>
-      </w:pPr>
-      <w:r>
-        <w:rPr>
-          <w:rFonts w:ascii="Courier New" w:hAnsi="Courier New"/>
-          <w:color w:val="0D6E6E"/>
-          <w:sz w:val="18"/>
-        </w:rPr>
-        <w:t>}</w:t>
-      </w:r>
-    </w:p>
-    <w:p>
-      <w:pPr>
-        <w:spacing w:after="80"/>
-      </w:pPr>
-      <w:r>
-        <w:rPr>
-          <w:sz w:val="22"/>
-        </w:rPr>
-        <w:t>Modify this function if the formula needs to change (e.g. add a cap or a flat fee).</w:t>
-      </w:r>
-    </w:p>
-    <w:p>
-      <w:r>
-        <w:br w:type="page"/>
-      </w:r>
-    </w:p>
-    <w:p>
-      <w:pPr>
-        <w:spacing w:before="360" w:after="120"/>
-      </w:pPr>
-      <w:r>
-        <w:rPr>
-          <w:b/>
-          <w:color w:val="1F3864"/>
-          <w:sz w:val="32"/>
-        </w:rPr>
-        <w:t>10. Adding New Loan Types</w:t>
-      </w:r>
-    </w:p>
-    <w:p>
-      <w:pPr>
-        <w:spacing w:after="80"/>
-      </w:pPr>
-      <w:r>
-        <w:rPr>
-          <w:sz w:val="22"/>
-        </w:rPr>
-        <w:t>Loan types are stored as an ENUM in the database and as PHP arrays in the forms.</w:t>
-      </w:r>
-    </w:p>
-    <w:p>
-      <w:pPr>
-        <w:spacing w:before="240" w:after="80"/>
-      </w:pPr>
-      <w:r>
-        <w:rPr>
-          <w:b/>
-          <w:color w:val="1F3864"/>
-          <w:sz w:val="26"/>
-        </w:rPr>
-        <w:t>Step 1 — Update the database ENUM</w:t>
-      </w:r>
-    </w:p>
-    <w:p>
-      <w:pPr>
-        <w:spacing w:after="40"/>
-        <w:ind w:left="576"/>
-      </w:pPr>
-      <w:r>
-        <w:rPr>
-          <w:rFonts w:ascii="Courier New" w:hAnsi="Courier New"/>
-          <w:color w:val="0D6E6E"/>
-          <w:sz w:val="18"/>
-        </w:rPr>
-        <w:t>ALTER TABLE referrals MODIFY loan_type ENUM('Owner-Occupied','Investment','Refinance','Commercial','Construction','SMSF');</w:t>
-      </w:r>
-    </w:p>
-    <w:p>
-      <w:pPr>
-        <w:spacing w:before="240" w:after="80"/>
-      </w:pPr>
-      <w:r>
-        <w:rPr>
-          <w:b/>
-          <w:color w:val="1F3864"/>
-          <w:sz w:val="26"/>
-        </w:rPr>
-        <w:t>Step 2 — Update submit-referral.php</w:t>
-      </w:r>
-    </w:p>
-    <w:p>
-      <w:pPr>
-        <w:spacing w:after="80"/>
-      </w:pPr>
-      <w:r>
-        <w:rPr>
-          <w:sz w:val="22"/>
-        </w:rPr>
-        <w:t>Find the $loanTypes array near the top of the file:</w:t>
-      </w:r>
-    </w:p>
-    <w:p>
-      <w:pPr>
-        <w:spacing w:after="40"/>
-        <w:ind w:left="576"/>
-      </w:pPr>
-      <w:r>
-        <w:rPr>
-          <w:rFonts w:ascii="Courier New" w:hAnsi="Courier New"/>
-          <w:color w:val="0D6E6E"/>
-          <w:sz w:val="18"/>
-        </w:rPr>
-        <w:t>$loanTypes = ['Owner-Occupied','Investment','Refinance','Commercial','Construction'];</w:t>
-      </w:r>
-    </w:p>
-    <w:p>
-      <w:pPr>
-        <w:spacing w:after="80"/>
-      </w:pPr>
-      <w:r>
-        <w:rPr>
-          <w:sz w:val="22"/>
-        </w:rPr>
-        <w:t>Add your new type to the array:</w:t>
-      </w:r>
-    </w:p>
-    <w:p>
-      <w:pPr>
-        <w:spacing w:after="40"/>
-        <w:ind w:left="576"/>
-      </w:pPr>
-      <w:r>
-        <w:rPr>
-          <w:rFonts w:ascii="Courier New" w:hAnsi="Courier New"/>
-          <w:color w:val="0D6E6E"/>
-          <w:sz w:val="18"/>
-        </w:rPr>
-        <w:t>$loanTypes = ['Owner-Occupied','Investment','Refinance','Commercial','Construction','SMSF'];</w:t>
-      </w:r>
-    </w:p>
-    <w:p>
-      <w:r>
-        <w:br w:type="page"/>
-      </w:r>
-    </w:p>
-    <w:p>
-      <w:pPr>
-        <w:spacing w:before="360" w:after="120"/>
-      </w:pPr>
-      <w:r>
-        <w:rPr>
-          <w:b/>
-          <w:color w:val="1F3864"/>
-          <w:sz w:val="32"/>
-        </w:rPr>
-        <w:t>11. Changing Database Credentials</w:t>
-      </w:r>
-    </w:p>
-    <w:p>
-      <w:pPr>
-        <w:spacing w:after="80"/>
-      </w:pPr>
-      <w:r>
-        <w:rPr>
-          <w:sz w:val="22"/>
-        </w:rPr>
-        <w:t>Open includes/db.php. The first four lines are the only thing you need to change:</w:t>
-      </w:r>
-    </w:p>
-    <w:p>
-      <w:pPr>
-        <w:spacing w:after="40"/>
-        <w:ind w:left="576"/>
-      </w:pPr>
-      <w:r>
-        <w:rPr>
-          <w:rFonts w:ascii="Courier New" w:hAnsi="Courier New"/>
-          <w:color w:val="0D6E6E"/>
-          <w:sz w:val="18"/>
-        </w:rPr>
-        <w:t>define('DB_HOST', 'localhost');   // usually 'localhost'</w:t>
-      </w:r>
-    </w:p>
-    <w:p>
-      <w:pPr>
-        <w:spacing w:after="40"/>
-        <w:ind w:left="576"/>
-      </w:pPr>
-      <w:r>
-        <w:rPr>
-          <w:rFonts w:ascii="Courier New" w:hAnsi="Courier New"/>
-          <w:color w:val="0D6E6E"/>
-          <w:sz w:val="18"/>
-        </w:rPr>
-        <w:t>define('DB_USER', 'root');        // your MySQL username</w:t>
-      </w:r>
-    </w:p>
-    <w:p>
-      <w:pPr>
-        <w:spacing w:after="40"/>
-        <w:ind w:left="576"/>
-      </w:pPr>
-      <w:r>
-        <w:rPr>
-          <w:rFonts w:ascii="Courier New" w:hAnsi="Courier New"/>
-          <w:color w:val="0D6E6E"/>
-          <w:sz w:val="18"/>
-        </w:rPr>
-        <w:t>define('DB_PASS', '');            // your MySQL password</w:t>
-      </w:r>
-    </w:p>
-    <w:p>
-      <w:pPr>
-        <w:spacing w:after="40"/>
-        <w:ind w:left="576"/>
-      </w:pPr>
-      <w:r>
-        <w:rPr>
-          <w:rFonts w:ascii="Courier New" w:hAnsi="Courier New"/>
-          <w:color w:val="0D6E6E"/>
-          <w:sz w:val="18"/>
-        </w:rPr>
-        <w:t>define('DB_NAME', 'referral_portal'); // database name</w:t>
-      </w:r>
-    </w:p>
-    <w:p>
-      <w:pPr>
-        <w:spacing w:after="80"/>
-        <w:ind w:left="432"/>
-      </w:pPr>
-      <w:r>
-        <w:rPr>
-          <w:i/>
-          <w:color w:val="D97706"/>
-          <w:sz w:val="20"/>
-        </w:rPr>
-        <w:t>⚠ Note: Never commit db.php with real credentials to a public git repository.</w:t>
-      </w:r>
-    </w:p>
-    <w:p>
-      <w:r>
-        <w:br w:type="page"/>
-      </w:r>
-    </w:p>
-    <w:p>
-      <w:pPr>
-        <w:spacing w:before="360" w:after="120"/>
-      </w:pPr>
-      <w:r>
-        <w:rPr>
-          <w:b/>
-          <w:color w:val="1F3864"/>
-          <w:sz w:val="32"/>
-        </w:rPr>
-        <w:t>12. User Role Management</w:t>
-      </w:r>
-    </w:p>
-    <w:p>
-      <w:pPr>
-        <w:spacing w:after="80"/>
-      </w:pPr>
-      <w:r>
-        <w:rPr>
-          <w:sz w:val="22"/>
-        </w:rPr>
-        <w:t>Roles are fixed to: partner, broker, admin, auditor.</w:t>
-      </w:r>
-    </w:p>
-    <w:p>
-      <w:pPr>
-        <w:spacing w:before="240" w:after="80"/>
-      </w:pPr>
-      <w:r>
-        <w:rPr>
-          <w:b/>
-          <w:color w:val="1F3864"/>
-          <w:sz w:val="26"/>
-        </w:rPr>
-        <w:t>Role Permissions Summary</w:t>
-      </w:r>
-    </w:p>
-    <w:tbl>
-      <w:tblPr>
-        <w:tblStyle w:val="TableGrid"/>
-        <w:tblW w:type="auto" w:w="0"/>
-        <w:tblLook w:firstColumn="1" w:firstRow="1" w:lastColumn="0" w:lastRow="0" w:noHBand="0" w:noVBand="1" w:val="04A0"/>
-      </w:tblPr>
-      <w:tblGrid>
-        <w:gridCol w:w="4703"/>
-        <w:gridCol w:w="4703"/>
-      </w:tblGrid>
-      <w:tr>
-        <w:tc>
-          <w:tcPr>
-            <w:tcW w:type="dxa" w:w="4703"/>
-          </w:tcPr>
-          <w:p>
-            <w:r>
-              <w:t>Role</w:t>
-            </w:r>
-          </w:p>
-        </w:tc>
-        <w:tc>
-          <w:tcPr>
-            <w:tcW w:type="dxa" w:w="4703"/>
-          </w:tcPr>
-          <w:p>
-            <w:r>
-              <w:t>Permissions</w:t>
+              <w:t>Uploaded referral documents stored here (local only)</w:t>
             </w:r>
           </w:p>
         </w:tc>
@@ -2661,7 +2351,7 @@
           </w:tcPr>
           <w:p>
             <w:r>
-              <w:t>Partner</w:t>
+              <w:t>generate_manual.py</w:t>
             </w:r>
           </w:p>
         </w:tc>
@@ -2671,7 +2361,83 @@
           </w:tcPr>
           <w:p>
             <w:r>
-              <w:t>Submit referrals, view own referrals, view own commissions and payouts, upload documents</w:t>
+              <w:t>Run this to regenerate MANUAL.docx after making changes</w:t>
+            </w:r>
+          </w:p>
+        </w:tc>
+      </w:tr>
+    </w:tbl>
+    <w:p>
+      <w:pPr>
+        <w:spacing w:after="120"/>
+        <w:ind w:left="432"/>
+      </w:pPr>
+      <w:r>
+        <w:rPr>
+          <w:i/>
+          <w:color w:val="D97706"/>
+          <w:sz w:val="20"/>
+        </w:rPr>
+        <w:t>⚠  config.php is in .gitignore and must never be committed. Each computer creates its own copy via install.php.</w:t>
+      </w:r>
+    </w:p>
+    <w:p>
+      <w:r>
+        <w:br w:type="page"/>
+      </w:r>
+    </w:p>
+    <w:p>
+      <w:pPr>
+        <w:spacing w:before="400" w:after="120"/>
+      </w:pPr>
+      <w:r>
+        <w:rPr>
+          <w:b/>
+          <w:color w:val="1F3864"/>
+          <w:sz w:val="32"/>
+        </w:rPr>
+        <w:t>7. User Roles &amp; Permissions</w:t>
+      </w:r>
+    </w:p>
+    <w:tbl>
+      <w:tblPr>
+        <w:tblStyle w:val="TableGrid"/>
+        <w:tblW w:type="auto" w:w="0"/>
+        <w:tblLook w:firstColumn="1" w:firstRow="1" w:lastColumn="0" w:lastRow="0" w:noHBand="0" w:noVBand="1" w:val="04A0"/>
+      </w:tblPr>
+      <w:tblGrid>
+        <w:gridCol w:w="3135"/>
+        <w:gridCol w:w="3135"/>
+        <w:gridCol w:w="3135"/>
+      </w:tblGrid>
+      <w:tr>
+        <w:tc>
+          <w:tcPr>
+            <w:tcW w:type="dxa" w:w="3135"/>
+          </w:tcPr>
+          <w:p>
+            <w:r>
+              <w:t>Role</w:t>
+            </w:r>
+          </w:p>
+        </w:tc>
+        <w:tc>
+          <w:tcPr>
+            <w:tcW w:type="dxa" w:w="3135"/>
+          </w:tcPr>
+          <w:p>
+            <w:r>
+              <w:t>Can Do</w:t>
+            </w:r>
+          </w:p>
+        </w:tc>
+        <w:tc>
+          <w:tcPr>
+            <w:tcW w:type="dxa" w:w="3135"/>
+          </w:tcPr>
+          <w:p>
+            <w:r>
+              <w:t>Cannot Do</w:t>
             </w:r>
           </w:p>
         </w:tc>
@@ -2679,7 +2445,39 @@
       <w:tr>
         <w:tc>
           <w:tcPr>
-            <w:tcW w:type="dxa" w:w="4703"/>
+            <w:tcW w:type="dxa" w:w="3135"/>
+          </w:tcPr>
+          <w:p>
+            <w:r>
+              <w:t>Partner</w:t>
+            </w:r>
+          </w:p>
+        </w:tc>
+        <w:tc>
+          <w:tcPr>
+            <w:tcW w:type="dxa" w:w="3135"/>
+          </w:tcPr>
+          <w:p>
+            <w:r>
+              <w:t>Submit referrals · View own referrals · View own commissions &amp; payouts · Upload documents · Update profile</w:t>
+            </w:r>
+          </w:p>
+        </w:tc>
+        <w:tc>
+          <w:tcPr>
+            <w:tcW w:type="dxa" w:w="3135"/>
+          </w:tcPr>
+          <w:p>
+            <w:r>
+              <w:t>See other partners' referrals · Change referral status · Access admin or audit sections</w:t>
+            </w:r>
+          </w:p>
+        </w:tc>
+      </w:tr>
+      <w:tr>
+        <w:tc>
+          <w:tcPr>
+            <w:tcW w:type="dxa" w:w="3135"/>
           </w:tcPr>
           <w:p>
             <w:r>
@@ -2689,11 +2487,21 @@
         </w:tc>
         <w:tc>
           <w:tcPr>
-            <w:tcW w:type="dxa" w:w="4703"/>
+            <w:tcW w:type="dxa" w:w="3135"/>
           </w:tcPr>
           <w:p>
             <w:r>
-              <w:t>View/update all referral statuses, enter broker upfront commission, Kanban pipeline, add notes</w:t>
+              <w:t>View all referrals (assigned to them) · Update referral status · Enter broker upfront commission · Add broker notes · Kanban pipeline</w:t>
+            </w:r>
+          </w:p>
+        </w:tc>
+        <w:tc>
+          <w:tcPr>
+            <w:tcW w:type="dxa" w:w="3135"/>
+          </w:tcPr>
+          <w:p>
+            <w:r>
+              <w:t>Approve users · Override commissions · View audit log</w:t>
             </w:r>
           </w:p>
         </w:tc>
@@ -2701,7 +2509,7 @@
       <w:tr>
         <w:tc>
           <w:tcPr>
-            <w:tcW w:type="dxa" w:w="4703"/>
+            <w:tcW w:type="dxa" w:w="3135"/>
           </w:tcPr>
           <w:p>
             <w:r>
@@ -2711,11 +2519,21 @@
         </w:tc>
         <w:tc>
           <w:tcPr>
-            <w:tcW w:type="dxa" w:w="4703"/>
+            <w:tcW w:type="dxa" w:w="3135"/>
           </w:tcPr>
           <w:p>
             <w:r>
-              <w:t>Everything above + approve/suspend users, change tiers, override commissions, audit log</w:t>
+              <w:t>Everything above · Approve/suspend user accounts · Add new users · Change partner tier · Override commissions · Mark commissions paid · View full audit log</w:t>
+            </w:r>
+          </w:p>
+        </w:tc>
+        <w:tc>
+          <w:tcPr>
+            <w:tcW w:type="dxa" w:w="3135"/>
+          </w:tcPr>
+          <w:p>
+            <w:r>
+              <w:t>Nothing — full access</w:t>
             </w:r>
           </w:p>
         </w:tc>
@@ -2723,7 +2541,7 @@
       <w:tr>
         <w:tc>
           <w:tcPr>
-            <w:tcW w:type="dxa" w:w="4703"/>
+            <w:tcW w:type="dxa" w:w="3135"/>
           </w:tcPr>
           <w:p>
             <w:r>
@@ -2733,11 +2551,21 @@
         </w:tc>
         <w:tc>
           <w:tcPr>
-            <w:tcW w:type="dxa" w:w="4703"/>
+            <w:tcW w:type="dxa" w:w="3135"/>
           </w:tcPr>
           <w:p>
             <w:r>
-              <w:t>Read-only: audit log, all referrals (no edit access)</w:t>
+              <w:t>Read-only view of audit log · Read-only view of all referrals</w:t>
+            </w:r>
+          </w:p>
+        </w:tc>
+        <w:tc>
+          <w:tcPr>
+            <w:tcW w:type="dxa" w:w="3135"/>
+          </w:tcPr>
+          <w:p>
+            <w:r>
+              <w:t>Cannot change any data — read-only access only</w:t>
             </w:r>
           </w:p>
         </w:tc>
@@ -2753,7 +2581,7 @@
           <w:color w:val="1F3864"/>
           <w:sz w:val="26"/>
         </w:rPr>
-        <w:t>How to change a user's role</w:t>
+        <w:t>Referral Status Flow</w:t>
       </w:r>
     </w:p>
     <w:p>
@@ -2764,12 +2592,372 @@
         <w:rPr>
           <w:sz w:val="22"/>
         </w:rPr>
-        <w:t>Via phpMyAdmin: edit the user row and change the 'role' column value. Then update the 'status' to 'active' if needed.</w:t>
+        <w:t>The six statuses and who can change them:</w:t>
+      </w:r>
+    </w:p>
+    <w:tbl>
+      <w:tblPr>
+        <w:tblStyle w:val="TableGrid"/>
+        <w:tblW w:type="auto" w:w="0"/>
+        <w:tblLook w:firstColumn="1" w:firstRow="1" w:lastColumn="0" w:lastRow="0" w:noHBand="0" w:noVBand="1" w:val="04A0"/>
+      </w:tblPr>
+      <w:tblGrid>
+        <w:gridCol w:w="3135"/>
+        <w:gridCol w:w="3135"/>
+        <w:gridCol w:w="3135"/>
+      </w:tblGrid>
+      <w:tr>
+        <w:tc>
+          <w:tcPr>
+            <w:tcW w:type="dxa" w:w="3135"/>
+          </w:tcPr>
+          <w:p>
+            <w:r>
+              <w:t>Status</w:t>
+            </w:r>
+          </w:p>
+        </w:tc>
+        <w:tc>
+          <w:tcPr>
+            <w:tcW w:type="dxa" w:w="3135"/>
+          </w:tcPr>
+          <w:p>
+            <w:r>
+              <w:t>Meaning</w:t>
+            </w:r>
+          </w:p>
+        </w:tc>
+        <w:tc>
+          <w:tcPr>
+            <w:tcW w:type="dxa" w:w="3135"/>
+          </w:tcPr>
+          <w:p>
+            <w:r>
+              <w:t>Changed By</w:t>
+            </w:r>
+          </w:p>
+        </w:tc>
+      </w:tr>
+      <w:tr>
+        <w:tc>
+          <w:tcPr>
+            <w:tcW w:type="dxa" w:w="3135"/>
+          </w:tcPr>
+          <w:p>
+            <w:r>
+              <w:t>Pending</w:t>
+            </w:r>
+          </w:p>
+        </w:tc>
+        <w:tc>
+          <w:tcPr>
+            <w:tcW w:type="dxa" w:w="3135"/>
+          </w:tcPr>
+          <w:p>
+            <w:r>
+              <w:t>Newly submitted, awaiting broker review</w:t>
+            </w:r>
+          </w:p>
+        </w:tc>
+        <w:tc>
+          <w:tcPr>
+            <w:tcW w:type="dxa" w:w="3135"/>
+          </w:tcPr>
+          <w:p>
+            <w:r>
+              <w:t>Broker / Admin</w:t>
+            </w:r>
+          </w:p>
+        </w:tc>
+      </w:tr>
+      <w:tr>
+        <w:tc>
+          <w:tcPr>
+            <w:tcW w:type="dxa" w:w="3135"/>
+          </w:tcPr>
+          <w:p>
+            <w:r>
+              <w:t>Qualified</w:t>
+            </w:r>
+          </w:p>
+        </w:tc>
+        <w:tc>
+          <w:tcPr>
+            <w:tcW w:type="dxa" w:w="3135"/>
+          </w:tcPr>
+          <w:p>
+            <w:r>
+              <w:t>Broker has spoken to client, lead is valid</w:t>
+            </w:r>
+          </w:p>
+        </w:tc>
+        <w:tc>
+          <w:tcPr>
+            <w:tcW w:type="dxa" w:w="3135"/>
+          </w:tcPr>
+          <w:p>
+            <w:r>
+              <w:t>Broker / Admin</w:t>
+            </w:r>
+          </w:p>
+        </w:tc>
+      </w:tr>
+      <w:tr>
+        <w:tc>
+          <w:tcPr>
+            <w:tcW w:type="dxa" w:w="3135"/>
+          </w:tcPr>
+          <w:p>
+            <w:r>
+              <w:t>Lodged</w:t>
+            </w:r>
+          </w:p>
+        </w:tc>
+        <w:tc>
+          <w:tcPr>
+            <w:tcW w:type="dxa" w:w="3135"/>
+          </w:tcPr>
+          <w:p>
+            <w:r>
+              <w:t>Finance application submitted to lender</w:t>
+            </w:r>
+          </w:p>
+        </w:tc>
+        <w:tc>
+          <w:tcPr>
+            <w:tcW w:type="dxa" w:w="3135"/>
+          </w:tcPr>
+          <w:p>
+            <w:r>
+              <w:t>Broker / Admin</w:t>
+            </w:r>
+          </w:p>
+        </w:tc>
+      </w:tr>
+      <w:tr>
+        <w:tc>
+          <w:tcPr>
+            <w:tcW w:type="dxa" w:w="3135"/>
+          </w:tcPr>
+          <w:p>
+            <w:r>
+              <w:t>Approved</w:t>
+            </w:r>
+          </w:p>
+        </w:tc>
+        <w:tc>
+          <w:tcPr>
+            <w:tcW w:type="dxa" w:w="3135"/>
+          </w:tcPr>
+          <w:p>
+            <w:r>
+              <w:t>Lender has approved the application</w:t>
+            </w:r>
+          </w:p>
+        </w:tc>
+        <w:tc>
+          <w:tcPr>
+            <w:tcW w:type="dxa" w:w="3135"/>
+          </w:tcPr>
+          <w:p>
+            <w:r>
+              <w:t>Broker / Admin</w:t>
+            </w:r>
+          </w:p>
+        </w:tc>
+      </w:tr>
+      <w:tr>
+        <w:tc>
+          <w:tcPr>
+            <w:tcW w:type="dxa" w:w="3135"/>
+          </w:tcPr>
+          <w:p>
+            <w:r>
+              <w:t>Settled</w:t>
+            </w:r>
+          </w:p>
+        </w:tc>
+        <w:tc>
+          <w:tcPr>
+            <w:tcW w:type="dxa" w:w="3135"/>
+          </w:tcPr>
+          <w:p>
+            <w:r>
+              <w:t>Loan settled — commission auto-calculated</w:t>
+            </w:r>
+          </w:p>
+        </w:tc>
+        <w:tc>
+          <w:tcPr>
+            <w:tcW w:type="dxa" w:w="3135"/>
+          </w:tcPr>
+          <w:p>
+            <w:r>
+              <w:t>Broker / Admin</w:t>
+            </w:r>
+          </w:p>
+        </w:tc>
+      </w:tr>
+      <w:tr>
+        <w:tc>
+          <w:tcPr>
+            <w:tcW w:type="dxa" w:w="3135"/>
+          </w:tcPr>
+          <w:p>
+            <w:r>
+              <w:t>Declined</w:t>
+            </w:r>
+          </w:p>
+        </w:tc>
+        <w:tc>
+          <w:tcPr>
+            <w:tcW w:type="dxa" w:w="3135"/>
+          </w:tcPr>
+          <w:p>
+            <w:r>
+              <w:t>Lead did not proceed</w:t>
+            </w:r>
+          </w:p>
+        </w:tc>
+        <w:tc>
+          <w:tcPr>
+            <w:tcW w:type="dxa" w:w="3135"/>
+          </w:tcPr>
+          <w:p>
+            <w:r>
+              <w:t>Broker / Admin</w:t>
+            </w:r>
+          </w:p>
+        </w:tc>
+      </w:tr>
+    </w:tbl>
+    <w:p>
+      <w:pPr>
+        <w:spacing w:after="120"/>
+        <w:ind w:left="432"/>
+      </w:pPr>
+      <w:r>
+        <w:rPr>
+          <w:i/>
+          <w:color w:val="059669"/>
+          <w:sz w:val="20"/>
+        </w:rPr>
+        <w:t>✅  When status is set to Settled, the broker must enter the Broker Upfront Commission amount. The system automatically calculates the partner's commission and creates a commission record.</w:t>
+      </w:r>
+    </w:p>
+    <w:p>
+      <w:r>
+        <w:br w:type="page"/>
+      </w:r>
+    </w:p>
+    <w:p>
+      <w:pPr>
+        <w:spacing w:before="400" w:after="120"/>
+      </w:pPr>
+      <w:r>
+        <w:rPr>
+          <w:b/>
+          <w:color w:val="1F3864"/>
+          <w:sz w:val="32"/>
+        </w:rPr>
+        <w:t>8. Changing the Primary Colour</w:t>
       </w:r>
     </w:p>
     <w:p>
       <w:pPr>
         <w:spacing w:after="80"/>
+      </w:pPr>
+      <w:r>
+        <w:rPr>
+          <w:sz w:val="22"/>
+        </w:rPr>
+        <w:t>The portal uses dark navy #1F3864 as defined in the Industry Project spec. To change it, open assets/css/style.css and edit the three CSS variables at the very top of the file:</w:t>
+      </w:r>
+    </w:p>
+    <w:p>
+      <w:pPr>
+        <w:spacing w:after="40"/>
+        <w:ind w:left="576"/>
+      </w:pPr>
+      <w:r>
+        <w:rPr>
+          <w:rFonts w:ascii="Courier New" w:hAnsi="Courier New"/>
+          <w:color w:val="056B6B"/>
+          <w:sz w:val="18"/>
+        </w:rPr>
+        <w:t>:root {</w:t>
+      </w:r>
+    </w:p>
+    <w:p>
+      <w:pPr>
+        <w:spacing w:after="40"/>
+        <w:ind w:left="576"/>
+      </w:pPr>
+      <w:r>
+        <w:rPr>
+          <w:rFonts w:ascii="Courier New" w:hAnsi="Courier New"/>
+          <w:color w:val="056B6B"/>
+          <w:sz w:val="18"/>
+        </w:rPr>
+        <w:t xml:space="preserve">    --navy:       #1F3864;   /* sidebar, buttons, headings */</w:t>
+      </w:r>
+    </w:p>
+    <w:p>
+      <w:pPr>
+        <w:spacing w:after="40"/>
+        <w:ind w:left="576"/>
+      </w:pPr>
+      <w:r>
+        <w:rPr>
+          <w:rFonts w:ascii="Courier New" w:hAnsi="Courier New"/>
+          <w:color w:val="056B6B"/>
+          <w:sz w:val="18"/>
+        </w:rPr>
+        <w:t xml:space="preserve">    --navy-dark:  #172d55;   /* button hover state        */</w:t>
+      </w:r>
+    </w:p>
+    <w:p>
+      <w:pPr>
+        <w:spacing w:after="40"/>
+        <w:ind w:left="576"/>
+      </w:pPr>
+      <w:r>
+        <w:rPr>
+          <w:rFonts w:ascii="Courier New" w:hAnsi="Courier New"/>
+          <w:color w:val="056B6B"/>
+          <w:sz w:val="18"/>
+        </w:rPr>
+        <w:t xml:space="preserve">    --navy-light: #2a4a7f;   /* active nav item           */</w:t>
+      </w:r>
+    </w:p>
+    <w:p>
+      <w:pPr>
+        <w:spacing w:after="40"/>
+        <w:ind w:left="576"/>
+      </w:pPr>
+      <w:r>
+        <w:rPr>
+          <w:rFonts w:ascii="Courier New" w:hAnsi="Courier New"/>
+          <w:color w:val="056B6B"/>
+          <w:sz w:val="18"/>
+        </w:rPr>
+        <w:t>}</w:t>
+      </w:r>
+    </w:p>
+    <w:p>
+      <w:pPr>
+        <w:spacing w:after="80"/>
+      </w:pPr>
+      <w:r>
+        <w:rPr>
+          <w:sz w:val="22"/>
+        </w:rPr>
+        <w:t>Change all three values consistently to your desired colour, save the file, and refresh the browser.</w:t>
+      </w:r>
+    </w:p>
+    <w:p>
+      <w:pPr>
+        <w:spacing w:after="120"/>
         <w:ind w:left="432"/>
       </w:pPr>
       <w:r>
@@ -2778,7 +2966,7 @@
           <w:color w:val="D97706"/>
           <w:sz w:val="20"/>
         </w:rPr>
-        <w:t>⚠ Note: There is no admin UI for changing roles — use phpMyAdmin directly. This is intentional to prevent accidental privilege escalation.</w:t>
+        <w:t>⚠  The monthly bar chart in dashboard.php also uses the colour inline. Search for '#1F3864' in dashboard.php and update those values too.</w:t>
       </w:r>
     </w:p>
     <w:p>
@@ -2788,7 +2976,1060 @@
     </w:p>
     <w:p>
       <w:pPr>
-        <w:spacing w:before="360" w:after="120"/>
+        <w:spacing w:before="400" w:after="120"/>
+      </w:pPr>
+      <w:r>
+        <w:rPr>
+          <w:b/>
+          <w:color w:val="1F3864"/>
+          <w:sz w:val="32"/>
+        </w:rPr>
+        <w:t>9. Adding / Modifying Referral Statuses</w:t>
+      </w:r>
+    </w:p>
+    <w:p>
+      <w:pPr>
+        <w:spacing w:after="80"/>
+      </w:pPr>
+      <w:r>
+        <w:rPr>
+          <w:sz w:val="22"/>
+        </w:rPr>
+        <w:t>Statuses must be updated in three places consistently.</w:t>
+      </w:r>
+    </w:p>
+    <w:p>
+      <w:pPr>
+        <w:spacing w:before="240" w:after="80"/>
+      </w:pPr>
+      <w:r>
+        <w:rPr>
+          <w:b/>
+          <w:color w:val="1F3864"/>
+          <w:sz w:val="26"/>
+        </w:rPr>
+        <w:t>9a — Update the database (Supabase SQL Editor)</w:t>
+      </w:r>
+    </w:p>
+    <w:p>
+      <w:pPr>
+        <w:spacing w:after="80"/>
+      </w:pPr>
+      <w:r>
+        <w:rPr>
+          <w:sz w:val="22"/>
+        </w:rPr>
+        <w:t>Run this in Supabase → SQL Editor to add a new status (e.g. 'on_hold'):</w:t>
+      </w:r>
+    </w:p>
+    <w:p>
+      <w:pPr>
+        <w:spacing w:after="40"/>
+        <w:ind w:left="576"/>
+      </w:pPr>
+      <w:r>
+        <w:rPr>
+          <w:rFonts w:ascii="Courier New" w:hAnsi="Courier New"/>
+          <w:color w:val="056B6B"/>
+          <w:sz w:val="18"/>
+        </w:rPr>
+        <w:t>ALTER TABLE referrals</w:t>
+      </w:r>
+    </w:p>
+    <w:p>
+      <w:pPr>
+        <w:spacing w:after="40"/>
+        <w:ind w:left="576"/>
+      </w:pPr>
+      <w:r>
+        <w:rPr>
+          <w:rFonts w:ascii="Courier New" w:hAnsi="Courier New"/>
+          <w:color w:val="056B6B"/>
+          <w:sz w:val="18"/>
+        </w:rPr>
+        <w:t xml:space="preserve">  DROP CONSTRAINT IF EXISTS referrals_status_check;</w:t>
+      </w:r>
+    </w:p>
+    <w:p>
+      <w:pPr>
+        <w:spacing w:after="40"/>
+        <w:ind w:left="576"/>
+      </w:pPr>
+      <w:r>
+        <w:rPr>
+          <w:rFonts w:ascii="Courier New" w:hAnsi="Courier New"/>
+          <w:color w:val="056B6B"/>
+          <w:sz w:val="18"/>
+        </w:rPr>
+      </w:r>
+    </w:p>
+    <w:p>
+      <w:pPr>
+        <w:spacing w:after="40"/>
+        <w:ind w:left="576"/>
+      </w:pPr>
+      <w:r>
+        <w:rPr>
+          <w:rFonts w:ascii="Courier New" w:hAnsi="Courier New"/>
+          <w:color w:val="056B6B"/>
+          <w:sz w:val="18"/>
+        </w:rPr>
+        <w:t>ALTER TABLE referrals</w:t>
+      </w:r>
+    </w:p>
+    <w:p>
+      <w:pPr>
+        <w:spacing w:after="40"/>
+        <w:ind w:left="576"/>
+      </w:pPr>
+      <w:r>
+        <w:rPr>
+          <w:rFonts w:ascii="Courier New" w:hAnsi="Courier New"/>
+          <w:color w:val="056B6B"/>
+          <w:sz w:val="18"/>
+        </w:rPr>
+        <w:t xml:space="preserve">  ADD CONSTRAINT referrals_status_check</w:t>
+      </w:r>
+    </w:p>
+    <w:p>
+      <w:pPr>
+        <w:spacing w:after="40"/>
+        <w:ind w:left="576"/>
+      </w:pPr>
+      <w:r>
+        <w:rPr>
+          <w:rFonts w:ascii="Courier New" w:hAnsi="Courier New"/>
+          <w:color w:val="056B6B"/>
+          <w:sz w:val="18"/>
+        </w:rPr>
+        <w:t xml:space="preserve">  CHECK (status IN ('pending','qualified','lodged','approved','settled','declined','on_hold'));</w:t>
+      </w:r>
+    </w:p>
+    <w:p>
+      <w:pPr>
+        <w:spacing w:before="240" w:after="80"/>
+      </w:pPr>
+      <w:r>
+        <w:rPr>
+          <w:b/>
+          <w:color w:val="1F3864"/>
+          <w:sz w:val="26"/>
+        </w:rPr>
+        <w:t>9b — Update includes/functions.php — statusBadge()</w:t>
+      </w:r>
+    </w:p>
+    <w:p>
+      <w:pPr>
+        <w:spacing w:after="80"/>
+      </w:pPr>
+      <w:r>
+        <w:rPr>
+          <w:sz w:val="22"/>
+        </w:rPr>
+        <w:t>Find the $map array inside statusBadge() and add the new status with a CSS class:</w:t>
+      </w:r>
+    </w:p>
+    <w:p>
+      <w:pPr>
+        <w:spacing w:after="40"/>
+        <w:ind w:left="576"/>
+      </w:pPr>
+      <w:r>
+        <w:rPr>
+          <w:rFonts w:ascii="Courier New" w:hAnsi="Courier New"/>
+          <w:color w:val="056B6B"/>
+          <w:sz w:val="18"/>
+        </w:rPr>
+        <w:t>$map = [</w:t>
+      </w:r>
+    </w:p>
+    <w:p>
+      <w:pPr>
+        <w:spacing w:after="40"/>
+        <w:ind w:left="576"/>
+      </w:pPr>
+      <w:r>
+        <w:rPr>
+          <w:rFonts w:ascii="Courier New" w:hAnsi="Courier New"/>
+          <w:color w:val="056B6B"/>
+          <w:sz w:val="18"/>
+        </w:rPr>
+        <w:t xml:space="preserve">    ...existing entries...,</w:t>
+      </w:r>
+    </w:p>
+    <w:p>
+      <w:pPr>
+        <w:spacing w:after="40"/>
+        <w:ind w:left="576"/>
+      </w:pPr>
+      <w:r>
+        <w:rPr>
+          <w:rFonts w:ascii="Courier New" w:hAnsi="Courier New"/>
+          <w:color w:val="056B6B"/>
+          <w:sz w:val="18"/>
+        </w:rPr>
+        <w:t xml:space="preserve">    'on_hold' =&gt; 'badge-lodged',  // reuse an existing colour</w:t>
+      </w:r>
+    </w:p>
+    <w:p>
+      <w:pPr>
+        <w:spacing w:after="40"/>
+        <w:ind w:left="576"/>
+      </w:pPr>
+      <w:r>
+        <w:rPr>
+          <w:rFonts w:ascii="Courier New" w:hAnsi="Courier New"/>
+          <w:color w:val="056B6B"/>
+          <w:sz w:val="18"/>
+        </w:rPr>
+        <w:t>];</w:t>
+      </w:r>
+    </w:p>
+    <w:p>
+      <w:pPr>
+        <w:spacing w:before="240" w:after="80"/>
+      </w:pPr>
+      <w:r>
+        <w:rPr>
+          <w:b/>
+          <w:color w:val="1F3864"/>
+          <w:sz w:val="26"/>
+        </w:rPr>
+        <w:t>9c — Add a CSS class (optional, assets/css/style.css)</w:t>
+      </w:r>
+    </w:p>
+    <w:p>
+      <w:pPr>
+        <w:spacing w:after="80"/>
+      </w:pPr>
+      <w:r>
+        <w:rPr>
+          <w:sz w:val="22"/>
+        </w:rPr>
+        <w:t>If you want a unique colour for the new status, add it in the STATUS BADGES section:</w:t>
+      </w:r>
+    </w:p>
+    <w:p>
+      <w:pPr>
+        <w:spacing w:after="40"/>
+        <w:ind w:left="576"/>
+      </w:pPr>
+      <w:r>
+        <w:rPr>
+          <w:rFonts w:ascii="Courier New" w:hAnsi="Courier New"/>
+          <w:color w:val="056B6B"/>
+          <w:sz w:val="18"/>
+        </w:rPr>
+        <w:t>.badge-on_hold { background: #e0f2fe; color: #0369a1; }</w:t>
+      </w:r>
+    </w:p>
+    <w:p>
+      <w:pPr>
+        <w:spacing w:before="240" w:after="80"/>
+      </w:pPr>
+      <w:r>
+        <w:rPr>
+          <w:b/>
+          <w:color w:val="1F3864"/>
+          <w:sz w:val="26"/>
+        </w:rPr>
+        <w:t>9d — Update status dropdowns</w:t>
+      </w:r>
+    </w:p>
+    <w:p>
+      <w:pPr>
+        <w:spacing w:after="80"/>
+      </w:pPr>
+      <w:r>
+        <w:rPr>
+          <w:sz w:val="22"/>
+        </w:rPr>
+        <w:t>Search all PHP files for the hardcoded status option lists and add the new status. Files affected: referrals.php, pipeline.php.</w:t>
+      </w:r>
+    </w:p>
+    <w:p>
+      <w:r>
+        <w:br w:type="page"/>
+      </w:r>
+    </w:p>
+    <w:p>
+      <w:pPr>
+        <w:spacing w:before="400" w:after="120"/>
+      </w:pPr>
+      <w:r>
+        <w:rPr>
+          <w:b/>
+          <w:color w:val="1F3864"/>
+          <w:sz w:val="32"/>
+        </w:rPr>
+        <w:t>10. Commission Rates &amp; Tiers</w:t>
+      </w:r>
+    </w:p>
+    <w:p>
+      <w:pPr>
+        <w:spacing w:before="240" w:after="80"/>
+      </w:pPr>
+      <w:r>
+        <w:rPr>
+          <w:b/>
+          <w:color w:val="1F3864"/>
+          <w:sz w:val="26"/>
+        </w:rPr>
+        <w:t>Commission formula</w:t>
+      </w:r>
+    </w:p>
+    <w:p>
+      <w:pPr>
+        <w:spacing w:after="80"/>
+      </w:pPr>
+      <w:r>
+        <w:rPr>
+          <w:sz w:val="22"/>
+        </w:rPr>
+        <w:t>When a referral is settled, the partner commission is calculated as:</w:t>
+      </w:r>
+    </w:p>
+    <w:p>
+      <w:pPr>
+        <w:spacing w:after="40"/>
+        <w:ind w:left="576"/>
+      </w:pPr>
+      <w:r>
+        <w:rPr>
+          <w:rFonts w:ascii="Courier New" w:hAnsi="Courier New"/>
+          <w:color w:val="056B6B"/>
+          <w:sz w:val="18"/>
+        </w:rPr>
+        <w:t>Partner Commission  =  Broker Upfront Commission  ×  (Tier Rate  ÷  100)</w:t>
+      </w:r>
+    </w:p>
+    <w:p>
+      <w:pPr>
+        <w:spacing w:after="80"/>
+      </w:pPr>
+      <w:r>
+        <w:rPr>
+          <w:sz w:val="22"/>
+        </w:rPr>
+        <w:t>Example: Broker upfront = $8,500 · Partner tier = Gold (25%) → Commission = $2,125</w:t>
+      </w:r>
+    </w:p>
+    <w:p>
+      <w:pPr>
+        <w:spacing w:before="240" w:after="80"/>
+      </w:pPr>
+      <w:r>
+        <w:rPr>
+          <w:b/>
+          <w:color w:val="1F3864"/>
+          <w:sz w:val="26"/>
+        </w:rPr>
+        <w:t>Default tier rates</w:t>
+      </w:r>
+    </w:p>
+    <w:tbl>
+      <w:tblPr>
+        <w:tblStyle w:val="TableGrid"/>
+        <w:tblW w:type="auto" w:w="0"/>
+        <w:tblLook w:firstColumn="1" w:firstRow="1" w:lastColumn="0" w:lastRow="0" w:noHBand="0" w:noVBand="1" w:val="04A0"/>
+      </w:tblPr>
+      <w:tblGrid>
+        <w:gridCol w:w="3135"/>
+        <w:gridCol w:w="3135"/>
+        <w:gridCol w:w="3135"/>
+      </w:tblGrid>
+      <w:tr>
+        <w:tc>
+          <w:tcPr>
+            <w:tcW w:type="dxa" w:w="3135"/>
+          </w:tcPr>
+          <w:p>
+            <w:r>
+              <w:t>Tier</w:t>
+            </w:r>
+          </w:p>
+        </w:tc>
+        <w:tc>
+          <w:tcPr>
+            <w:tcW w:type="dxa" w:w="3135"/>
+          </w:tcPr>
+          <w:p>
+            <w:r>
+              <w:t>Default Rate</w:t>
+            </w:r>
+          </w:p>
+        </w:tc>
+        <w:tc>
+          <w:tcPr>
+            <w:tcW w:type="dxa" w:w="3135"/>
+          </w:tcPr>
+          <w:p>
+            <w:r>
+              <w:t>Typical Partner Type</w:t>
+            </w:r>
+          </w:p>
+        </w:tc>
+      </w:tr>
+      <w:tr>
+        <w:tc>
+          <w:tcPr>
+            <w:tcW w:type="dxa" w:w="3135"/>
+          </w:tcPr>
+          <w:p>
+            <w:r>
+              <w:t>Gold</w:t>
+            </w:r>
+          </w:p>
+        </w:tc>
+        <w:tc>
+          <w:tcPr>
+            <w:tcW w:type="dxa" w:w="3135"/>
+          </w:tcPr>
+          <w:p>
+            <w:r>
+              <w:t>25%</w:t>
+            </w:r>
+          </w:p>
+        </w:tc>
+        <w:tc>
+          <w:tcPr>
+            <w:tcW w:type="dxa" w:w="3135"/>
+          </w:tcPr>
+          <w:p>
+            <w:r>
+              <w:t>High-volume or long-standing partners</w:t>
+            </w:r>
+          </w:p>
+        </w:tc>
+      </w:tr>
+      <w:tr>
+        <w:tc>
+          <w:tcPr>
+            <w:tcW w:type="dxa" w:w="3135"/>
+          </w:tcPr>
+          <w:p>
+            <w:r>
+              <w:t>Silver</w:t>
+            </w:r>
+          </w:p>
+        </w:tc>
+        <w:tc>
+          <w:tcPr>
+            <w:tcW w:type="dxa" w:w="3135"/>
+          </w:tcPr>
+          <w:p>
+            <w:r>
+              <w:t>20%</w:t>
+            </w:r>
+          </w:p>
+        </w:tc>
+        <w:tc>
+          <w:tcPr>
+            <w:tcW w:type="dxa" w:w="3135"/>
+          </w:tcPr>
+          <w:p>
+            <w:r>
+              <w:t>Standard partners (default on registration)</w:t>
+            </w:r>
+          </w:p>
+        </w:tc>
+      </w:tr>
+      <w:tr>
+        <w:tc>
+          <w:tcPr>
+            <w:tcW w:type="dxa" w:w="3135"/>
+          </w:tcPr>
+          <w:p>
+            <w:r>
+              <w:t>Bronze</w:t>
+            </w:r>
+          </w:p>
+        </w:tc>
+        <w:tc>
+          <w:tcPr>
+            <w:tcW w:type="dxa" w:w="3135"/>
+          </w:tcPr>
+          <w:p>
+            <w:r>
+              <w:t>15%</w:t>
+            </w:r>
+          </w:p>
+        </w:tc>
+        <w:tc>
+          <w:tcPr>
+            <w:tcW w:type="dxa" w:w="3135"/>
+          </w:tcPr>
+          <w:p>
+            <w:r>
+              <w:t>New or lower-volume partners</w:t>
+            </w:r>
+          </w:p>
+        </w:tc>
+      </w:tr>
+    </w:tbl>
+    <w:p>
+      <w:pPr>
+        <w:spacing w:before="240" w:after="80"/>
+      </w:pPr>
+      <w:r>
+        <w:rPr>
+          <w:b/>
+          <w:color w:val="1F3864"/>
+          <w:sz w:val="26"/>
+        </w:rPr>
+        <w:t>Where to change default rates in code</w:t>
+      </w:r>
+    </w:p>
+    <w:p>
+      <w:pPr>
+        <w:spacing w:after="80"/>
+      </w:pPr>
+      <w:r>
+        <w:rPr>
+          <w:sz w:val="22"/>
+        </w:rPr>
+        <w:t>The tier-to-rate mapping appears in three files. Update all three with the same values:</w:t>
+      </w:r>
+    </w:p>
+    <w:p>
+      <w:pPr>
+        <w:spacing w:after="40"/>
+        <w:ind w:left="576"/>
+      </w:pPr>
+      <w:r>
+        <w:rPr>
+          <w:rFonts w:ascii="Courier New" w:hAnsi="Courier New"/>
+          <w:color w:val="056B6B"/>
+          <w:sz w:val="18"/>
+        </w:rPr>
+        <w:t>admin-users.php  (PHP):  $rate = ['Gold'=&gt;25,'Silver'=&gt;20,'Bronze'=&gt;15][$tier] ?? 20;</w:t>
+      </w:r>
+    </w:p>
+    <w:p>
+      <w:pPr>
+        <w:spacing w:after="40"/>
+        <w:ind w:left="576"/>
+      </w:pPr>
+      <w:r>
+        <w:rPr>
+          <w:rFonts w:ascii="Courier New" w:hAnsi="Courier New"/>
+          <w:color w:val="056B6B"/>
+          <w:sz w:val="18"/>
+        </w:rPr>
+        <w:t>admin-users.php  (JS):   const tierRates = {Gold:25, Silver:20, Bronze:15};</w:t>
+      </w:r>
+    </w:p>
+    <w:p>
+      <w:pPr>
+        <w:spacing w:after="40"/>
+        <w:ind w:left="576"/>
+      </w:pPr>
+      <w:r>
+        <w:rPr>
+          <w:rFonts w:ascii="Courier New" w:hAnsi="Courier New"/>
+          <w:color w:val="056B6B"/>
+          <w:sz w:val="18"/>
+        </w:rPr>
+        <w:t>register.php     (PHP):  $rate = ['Gold'=&gt;25,'Silver'=&gt;20,'Bronze'=&gt;15][$tier] ?? 20;</w:t>
+      </w:r>
+    </w:p>
+    <w:p>
+      <w:pPr>
+        <w:spacing w:before="240" w:after="80"/>
+      </w:pPr>
+      <w:r>
+        <w:rPr>
+          <w:b/>
+          <w:color w:val="1F3864"/>
+          <w:sz w:val="26"/>
+        </w:rPr>
+        <w:t>Changing a single user's rate</w:t>
+      </w:r>
+    </w:p>
+    <w:p>
+      <w:pPr>
+        <w:spacing w:after="80"/>
+      </w:pPr>
+      <w:r>
+        <w:rPr>
+          <w:sz w:val="22"/>
+        </w:rPr>
+        <w:t>Log in as Admin → Users → click Edit Tier next to a partner → enter a custom rate in the Custom Commission Rate % field. This overrides the tier default for that user only.</w:t>
+      </w:r>
+    </w:p>
+    <w:p>
+      <w:pPr>
+        <w:spacing w:before="240" w:after="80"/>
+      </w:pPr>
+      <w:r>
+        <w:rPr>
+          <w:b/>
+          <w:color w:val="1F3864"/>
+          <w:sz w:val="26"/>
+        </w:rPr>
+        <w:t>Commission calculation function</w:t>
+      </w:r>
+    </w:p>
+    <w:p>
+      <w:pPr>
+        <w:spacing w:after="80"/>
+      </w:pPr>
+      <w:r>
+        <w:rPr>
+          <w:sz w:val="22"/>
+        </w:rPr>
+        <w:t>The formula lives in includes/functions.php — function calculateCommission():</w:t>
+      </w:r>
+    </w:p>
+    <w:p>
+      <w:pPr>
+        <w:spacing w:after="40"/>
+        <w:ind w:left="576"/>
+      </w:pPr>
+      <w:r>
+        <w:rPr>
+          <w:rFonts w:ascii="Courier New" w:hAnsi="Courier New"/>
+          <w:color w:val="056B6B"/>
+          <w:sz w:val="18"/>
+        </w:rPr>
+        <w:t>function calculateCommission($brokerUpfront, $tierRate) {</w:t>
+      </w:r>
+    </w:p>
+    <w:p>
+      <w:pPr>
+        <w:spacing w:after="40"/>
+        <w:ind w:left="576"/>
+      </w:pPr>
+      <w:r>
+        <w:rPr>
+          <w:rFonts w:ascii="Courier New" w:hAnsi="Courier New"/>
+          <w:color w:val="056B6B"/>
+          <w:sz w:val="18"/>
+        </w:rPr>
+        <w:t xml:space="preserve">    return round($brokerUpfront * ($tierRate / 100), 2);</w:t>
+      </w:r>
+    </w:p>
+    <w:p>
+      <w:pPr>
+        <w:spacing w:after="40"/>
+        <w:ind w:left="576"/>
+      </w:pPr>
+      <w:r>
+        <w:rPr>
+          <w:rFonts w:ascii="Courier New" w:hAnsi="Courier New"/>
+          <w:color w:val="056B6B"/>
+          <w:sz w:val="18"/>
+        </w:rPr>
+        <w:t>}</w:t>
+      </w:r>
+    </w:p>
+    <w:p>
+      <w:pPr>
+        <w:spacing w:after="80"/>
+      </w:pPr>
+      <w:r>
+        <w:rPr>
+          <w:sz w:val="22"/>
+        </w:rPr>
+        <w:t>Modify this if the formula changes (e.g. add a cap, deduct a flat fee).</w:t>
+      </w:r>
+    </w:p>
+    <w:p>
+      <w:r>
+        <w:br w:type="page"/>
+      </w:r>
+    </w:p>
+    <w:p>
+      <w:pPr>
+        <w:spacing w:before="400" w:after="120"/>
+      </w:pPr>
+      <w:r>
+        <w:rPr>
+          <w:b/>
+          <w:color w:val="1F3864"/>
+          <w:sz w:val="32"/>
+        </w:rPr>
+        <w:t>11. Adding New Loan Types</w:t>
+      </w:r>
+    </w:p>
+    <w:p>
+      <w:pPr>
+        <w:spacing w:after="80"/>
+      </w:pPr>
+      <w:r>
+        <w:rPr>
+          <w:sz w:val="22"/>
+        </w:rPr>
+        <w:t>Loan types are stored as a CHECK constraint in PostgreSQL and as a PHP array in the form.</w:t>
+      </w:r>
+    </w:p>
+    <w:p>
+      <w:pPr>
+        <w:spacing w:before="240" w:after="80"/>
+      </w:pPr>
+      <w:r>
+        <w:rPr>
+          <w:b/>
+          <w:color w:val="1F3864"/>
+          <w:sz w:val="26"/>
+        </w:rPr>
+        <w:t>Step 1 — Update the database constraint (Supabase SQL Editor)</w:t>
+      </w:r>
+    </w:p>
+    <w:p>
+      <w:pPr>
+        <w:spacing w:after="40"/>
+        <w:ind w:left="576"/>
+      </w:pPr>
+      <w:r>
+        <w:rPr>
+          <w:rFonts w:ascii="Courier New" w:hAnsi="Courier New"/>
+          <w:color w:val="056B6B"/>
+          <w:sz w:val="18"/>
+        </w:rPr>
+        <w:t>ALTER TABLE referrals</w:t>
+      </w:r>
+    </w:p>
+    <w:p>
+      <w:pPr>
+        <w:spacing w:after="40"/>
+        <w:ind w:left="576"/>
+      </w:pPr>
+      <w:r>
+        <w:rPr>
+          <w:rFonts w:ascii="Courier New" w:hAnsi="Courier New"/>
+          <w:color w:val="056B6B"/>
+          <w:sz w:val="18"/>
+        </w:rPr>
+        <w:t xml:space="preserve">  DROP CONSTRAINT IF EXISTS referrals_loan_type_check;</w:t>
+      </w:r>
+    </w:p>
+    <w:p>
+      <w:pPr>
+        <w:spacing w:after="40"/>
+        <w:ind w:left="576"/>
+      </w:pPr>
+      <w:r>
+        <w:rPr>
+          <w:rFonts w:ascii="Courier New" w:hAnsi="Courier New"/>
+          <w:color w:val="056B6B"/>
+          <w:sz w:val="18"/>
+        </w:rPr>
+      </w:r>
+    </w:p>
+    <w:p>
+      <w:pPr>
+        <w:spacing w:after="40"/>
+        <w:ind w:left="576"/>
+      </w:pPr>
+      <w:r>
+        <w:rPr>
+          <w:rFonts w:ascii="Courier New" w:hAnsi="Courier New"/>
+          <w:color w:val="056B6B"/>
+          <w:sz w:val="18"/>
+        </w:rPr>
+        <w:t>-- Add your new type to this list:</w:t>
+      </w:r>
+    </w:p>
+    <w:p>
+      <w:pPr>
+        <w:spacing w:after="40"/>
+        <w:ind w:left="576"/>
+      </w:pPr>
+      <w:r>
+        <w:rPr>
+          <w:rFonts w:ascii="Courier New" w:hAnsi="Courier New"/>
+          <w:color w:val="056B6B"/>
+          <w:sz w:val="18"/>
+        </w:rPr>
+        <w:t>ALTER TABLE referrals</w:t>
+      </w:r>
+    </w:p>
+    <w:p>
+      <w:pPr>
+        <w:spacing w:after="40"/>
+        <w:ind w:left="576"/>
+      </w:pPr>
+      <w:r>
+        <w:rPr>
+          <w:rFonts w:ascii="Courier New" w:hAnsi="Courier New"/>
+          <w:color w:val="056B6B"/>
+          <w:sz w:val="18"/>
+        </w:rPr>
+        <w:t xml:space="preserve">  ADD CONSTRAINT referrals_loan_type_check</w:t>
+      </w:r>
+    </w:p>
+    <w:p>
+      <w:pPr>
+        <w:spacing w:after="40"/>
+        <w:ind w:left="576"/>
+      </w:pPr>
+      <w:r>
+        <w:rPr>
+          <w:rFonts w:ascii="Courier New" w:hAnsi="Courier New"/>
+          <w:color w:val="056B6B"/>
+          <w:sz w:val="18"/>
+        </w:rPr>
+        <w:t xml:space="preserve">  CHECK (loan_type IN ('Owner-Occupied','Investment','Refinance','Commercial','Construction','SMSF'));</w:t>
+      </w:r>
+    </w:p>
+    <w:p>
+      <w:pPr>
+        <w:spacing w:before="240" w:after="80"/>
+      </w:pPr>
+      <w:r>
+        <w:rPr>
+          <w:b/>
+          <w:color w:val="1F3864"/>
+          <w:sz w:val="26"/>
+        </w:rPr>
+        <w:t>Step 2 — Update submit-referral.php</w:t>
+      </w:r>
+    </w:p>
+    <w:p>
+      <w:pPr>
+        <w:spacing w:after="80"/>
+      </w:pPr>
+      <w:r>
+        <w:rPr>
+          <w:sz w:val="22"/>
+        </w:rPr>
+        <w:t>Find the $loanTypes array near the top of the file and add your new type:</w:t>
+      </w:r>
+    </w:p>
+    <w:p>
+      <w:pPr>
+        <w:spacing w:after="40"/>
+        <w:ind w:left="576"/>
+      </w:pPr>
+      <w:r>
+        <w:rPr>
+          <w:rFonts w:ascii="Courier New" w:hAnsi="Courier New"/>
+          <w:color w:val="056B6B"/>
+          <w:sz w:val="18"/>
+        </w:rPr>
+        <w:t>$loanTypes = ['Owner-Occupied','Investment','Refinance','Commercial','Construction','SMSF'];</w:t>
+      </w:r>
+    </w:p>
+    <w:p>
+      <w:r>
+        <w:br w:type="page"/>
+      </w:r>
+    </w:p>
+    <w:p>
+      <w:pPr>
+        <w:spacing w:before="400" w:after="120"/>
+      </w:pPr>
+      <w:r>
+        <w:rPr>
+          <w:b/>
+          <w:color w:val="1F3864"/>
+          <w:sz w:val="32"/>
+        </w:rPr>
+        <w:t>12. Changing Database Credentials</w:t>
+      </w:r>
+    </w:p>
+    <w:p>
+      <w:pPr>
+        <w:spacing w:after="80"/>
+      </w:pPr>
+      <w:r>
+        <w:rPr>
+          <w:sz w:val="22"/>
+        </w:rPr>
+        <w:t>Credentials are stored in config.php (auto-created by install.php). To change them, either re-run the installer or edit config.php directly:</w:t>
+      </w:r>
+    </w:p>
+    <w:p>
+      <w:pPr>
+        <w:spacing w:after="40"/>
+        <w:ind w:left="576"/>
+      </w:pPr>
+      <w:r>
+        <w:rPr>
+          <w:rFonts w:ascii="Courier New" w:hAnsi="Courier New"/>
+          <w:color w:val="056B6B"/>
+          <w:sz w:val="18"/>
+        </w:rPr>
+        <w:t>&lt;?php</w:t>
+      </w:r>
+    </w:p>
+    <w:p>
+      <w:pPr>
+        <w:spacing w:after="40"/>
+        <w:ind w:left="576"/>
+      </w:pPr>
+      <w:r>
+        <w:rPr>
+          <w:rFonts w:ascii="Courier New" w:hAnsi="Courier New"/>
+          <w:color w:val="056B6B"/>
+          <w:sz w:val="18"/>
+        </w:rPr>
+        <w:t>define('DB_HOST', 'db.xxxxxxxxxxxx.supabase.co');</w:t>
+      </w:r>
+    </w:p>
+    <w:p>
+      <w:pPr>
+        <w:spacing w:after="40"/>
+        <w:ind w:left="576"/>
+      </w:pPr>
+      <w:r>
+        <w:rPr>
+          <w:rFonts w:ascii="Courier New" w:hAnsi="Courier New"/>
+          <w:color w:val="056B6B"/>
+          <w:sz w:val="18"/>
+        </w:rPr>
+        <w:t>define('DB_PORT', '5432');</w:t>
+      </w:r>
+    </w:p>
+    <w:p>
+      <w:pPr>
+        <w:spacing w:after="40"/>
+        <w:ind w:left="576"/>
+      </w:pPr>
+      <w:r>
+        <w:rPr>
+          <w:rFonts w:ascii="Courier New" w:hAnsi="Courier New"/>
+          <w:color w:val="056B6B"/>
+          <w:sz w:val="18"/>
+        </w:rPr>
+        <w:t>define('DB_USER', 'postgres');</w:t>
+      </w:r>
+    </w:p>
+    <w:p>
+      <w:pPr>
+        <w:spacing w:after="40"/>
+        <w:ind w:left="576"/>
+      </w:pPr>
+      <w:r>
+        <w:rPr>
+          <w:rFonts w:ascii="Courier New" w:hAnsi="Courier New"/>
+          <w:color w:val="056B6B"/>
+          <w:sz w:val="18"/>
+        </w:rPr>
+        <w:t>define('DB_PASS', 'your-supabase-password');</w:t>
+      </w:r>
+    </w:p>
+    <w:p>
+      <w:pPr>
+        <w:spacing w:after="40"/>
+        <w:ind w:left="576"/>
+      </w:pPr>
+      <w:r>
+        <w:rPr>
+          <w:rFonts w:ascii="Courier New" w:hAnsi="Courier New"/>
+          <w:color w:val="056B6B"/>
+          <w:sz w:val="18"/>
+        </w:rPr>
+        <w:t>define('DB_NAME', 'postgres');</w:t>
+      </w:r>
+    </w:p>
+    <w:p>
+      <w:pPr>
+        <w:spacing w:after="120"/>
+        <w:ind w:left="432"/>
+      </w:pPr>
+      <w:r>
+        <w:rPr>
+          <w:i/>
+          <w:color w:val="D97706"/>
+          <w:sz w:val="20"/>
+        </w:rPr>
+        <w:t>⚠  config.php is in .gitignore and must NEVER be committed to GitHub. It contains your database password.</w:t>
+      </w:r>
+    </w:p>
+    <w:p>
+      <w:pPr>
+        <w:spacing w:before="240" w:after="80"/>
+      </w:pPr>
+      <w:r>
+        <w:rPr>
+          <w:b/>
+          <w:color w:val="1F3864"/>
+          <w:sz w:val="26"/>
+        </w:rPr>
+        <w:t>Re-running the installer</w:t>
+      </w:r>
+    </w:p>
+    <w:p>
+      <w:pPr>
+        <w:spacing w:after="80"/>
+      </w:pPr>
+      <w:r>
+        <w:rPr>
+          <w:sz w:val="22"/>
+        </w:rPr>
+        <w:t>To reconfigure, visit:  http://localhost:8080/install.php?reinstall=1</w:t>
+      </w:r>
+    </w:p>
+    <w:p>
+      <w:pPr>
+        <w:spacing w:after="80"/>
+      </w:pPr>
+      <w:r>
+        <w:rPr>
+          <w:sz w:val="22"/>
+        </w:rPr>
+        <w:t>This overwrites config.php with the new credentials.</w:t>
+      </w:r>
+    </w:p>
+    <w:p>
+      <w:pPr>
+        <w:spacing w:before="240" w:after="80"/>
+      </w:pPr>
+      <w:r>
+        <w:rPr>
+          <w:b/>
+          <w:color w:val="1F3864"/>
+          <w:sz w:val="26"/>
+        </w:rPr>
+        <w:t>Rotating your Supabase password</w:t>
+      </w:r>
+    </w:p>
+    <w:p>
+      <w:pPr>
+        <w:pStyle w:val="ListBullet"/>
+        <w:spacing w:after="40"/>
+      </w:pPr>
+      <w:r>
+        <w:rPr>
+          <w:sz w:val="22"/>
+        </w:rPr>
+        <w:t>Go to Supabase Dashboard → Project Settings → Database → Reset database password.</w:t>
+      </w:r>
+    </w:p>
+    <w:p>
+      <w:pPr>
+        <w:pStyle w:val="ListBullet"/>
+        <w:spacing w:after="40"/>
+      </w:pPr>
+      <w:r>
+        <w:rPr>
+          <w:sz w:val="22"/>
+        </w:rPr>
+        <w:t>Copy the new password.</w:t>
+      </w:r>
+    </w:p>
+    <w:p>
+      <w:pPr>
+        <w:pStyle w:val="ListBullet"/>
+        <w:spacing w:after="40"/>
+      </w:pPr>
+      <w:r>
+        <w:rPr>
+          <w:sz w:val="22"/>
+        </w:rPr>
+        <w:t>On each computer, run install.php?reinstall=1 or edit config.php with the new password.</w:t>
+      </w:r>
+    </w:p>
+    <w:p>
+      <w:r>
+        <w:br w:type="page"/>
+      </w:r>
+    </w:p>
+    <w:p>
+      <w:pPr>
+        <w:spacing w:before="400" w:after="120"/>
       </w:pPr>
       <w:r>
         <w:rPr>
@@ -2809,7 +4050,7 @@
           <w:color w:val="1F3864"/>
           <w:sz w:val="26"/>
         </w:rPr>
-        <w:t>Allowed File Types</w:t>
+        <w:t>Allowed file types</w:t>
       </w:r>
     </w:p>
     <w:p>
@@ -2820,7 +4061,7 @@
         <w:rPr>
           <w:sz w:val="22"/>
         </w:rPr>
-        <w:t>Currently allowed: PDF, DOCX, DOC, XLSX, XLS. To change, edit the $allowed array in submit-referral.php and documents.php:</w:t>
+        <w:t>Currently: PDF, DOCX, DOC, XLSX, XLS. To change, edit the $allowed array in both submit-referral.php and documents.php:</w:t>
       </w:r>
     </w:p>
     <w:p>
@@ -2831,7 +4072,7 @@
       <w:r>
         <w:rPr>
           <w:rFonts w:ascii="Courier New" w:hAnsi="Courier New"/>
-          <w:color w:val="0D6E6E"/>
+          <w:color w:val="056B6B"/>
           <w:sz w:val="18"/>
         </w:rPr>
         <w:t>$allowed = ['pdf','docx','doc','xlsx','xls'];</w:t>
@@ -2847,7 +4088,7 @@
           <w:color w:val="1F3864"/>
           <w:sz w:val="26"/>
         </w:rPr>
-        <w:t>Maximum File Size</w:t>
+        <w:t>Maximum file size</w:t>
       </w:r>
     </w:p>
     <w:p>
@@ -2858,7 +4099,7 @@
         <w:rPr>
           <w:sz w:val="22"/>
         </w:rPr>
-        <w:t>The app enforces 10MB. Change the $maxSize variable in submit-referral.php:</w:t>
+        <w:t>The app enforces 10MB. Change $maxSize in submit-referral.php:</w:t>
       </w:r>
     </w:p>
     <w:p>
@@ -2869,15 +4110,15 @@
       <w:r>
         <w:rPr>
           <w:rFonts w:ascii="Courier New" w:hAnsi="Courier New"/>
-          <w:color w:val="0D6E6E"/>
+          <w:color w:val="056B6B"/>
           <w:sz w:val="18"/>
         </w:rPr>
-        <w:t>$maxSize = 10 * 1024 * 1024; // 10MB — change 10 to desired MB</w:t>
-      </w:r>
-    </w:p>
-    <w:p>
-      <w:pPr>
-        <w:spacing w:after="80"/>
+        <w:t>$maxSize = 10 * 1024 * 1024; // change 10 to desired MB</w:t>
+      </w:r>
+    </w:p>
+    <w:p>
+      <w:pPr>
+        <w:spacing w:after="120"/>
         <w:ind w:left="432"/>
       </w:pPr>
       <w:r>
@@ -2886,7 +4127,7 @@
           <w:color w:val="D97706"/>
           <w:sz w:val="20"/>
         </w:rPr>
-        <w:t>⚠ Note: PHP itself has upload limits in php.ini. You may also need to change upload_max_filesize and post_max_size in php.ini if you raise the limit.</w:t>
+        <w:t>⚠  PHP also has its own upload limit in php.ini. You may need to increase upload_max_filesize and post_max_size if you raise the limit above 8MB.</w:t>
       </w:r>
     </w:p>
     <w:p>
@@ -2899,7 +4140,7 @@
           <w:color w:val="1F3864"/>
           <w:sz w:val="26"/>
         </w:rPr>
-        <w:t>Upload Folder</w:t>
+        <w:t>Upload folder</w:t>
       </w:r>
     </w:p>
     <w:p>
@@ -2910,7 +4151,21 @@
         <w:rPr>
           <w:sz w:val="22"/>
         </w:rPr>
-        <w:t>All uploads go to the uploads/ folder in the project root. To change location, find move_uploaded_file() calls in submit-referral.php and documents.php and update the destination path.</w:t>
+        <w:t>Files are saved to the uploads/ folder in the project directory. This folder is local — files are NOT stored in Supabase. Every computer has its own local uploads/ folder.</w:t>
+      </w:r>
+    </w:p>
+    <w:p>
+      <w:pPr>
+        <w:spacing w:after="120"/>
+        <w:ind w:left="432"/>
+      </w:pPr>
+      <w:r>
+        <w:rPr>
+          <w:i/>
+          <w:color w:val="D97706"/>
+          <w:sz w:val="20"/>
+        </w:rPr>
+        <w:t>⚠  If you need files to be shared across computers, consider using Supabase Storage (supabase.com/docs/guides/storage) and updating the upload code in submit-referral.php and documents.php.</w:t>
       </w:r>
     </w:p>
     <w:p>
@@ -2920,7 +4175,7 @@
     </w:p>
     <w:p>
       <w:pPr>
-        <w:spacing w:before="360" w:after="120"/>
+        <w:spacing w:before="400" w:after="120"/>
       </w:pPr>
       <w:r>
         <w:rPr>
@@ -2939,7 +4194,7 @@
         <w:rPr>
           <w:sz w:val="22"/>
         </w:rPr>
-        <w:t>Every new page follows the same template. Copy this skeleton into a new .php file:</w:t>
+        <w:t>Copy this skeleton into a new .php file in the project root:</w:t>
       </w:r>
     </w:p>
     <w:p>
@@ -2950,7 +4205,7 @@
       <w:r>
         <w:rPr>
           <w:rFonts w:ascii="Courier New" w:hAnsi="Courier New"/>
-          <w:color w:val="0D6E6E"/>
+          <w:color w:val="056B6B"/>
           <w:sz w:val="18"/>
         </w:rPr>
         <w:t>&lt;?php</w:t>
@@ -2964,7 +4219,7 @@
       <w:r>
         <w:rPr>
           <w:rFonts w:ascii="Courier New" w:hAnsi="Courier New"/>
-          <w:color w:val="0D6E6E"/>
+          <w:color w:val="056B6B"/>
           <w:sz w:val="18"/>
         </w:rPr>
         <w:t>require_once 'includes/db.php';</w:t>
@@ -2978,7 +4233,7 @@
       <w:r>
         <w:rPr>
           <w:rFonts w:ascii="Courier New" w:hAnsi="Courier New"/>
-          <w:color w:val="0D6E6E"/>
+          <w:color w:val="056B6B"/>
           <w:sz w:val="18"/>
         </w:rPr>
         <w:t>require_once 'includes/auth.php';</w:t>
@@ -2992,7 +4247,7 @@
       <w:r>
         <w:rPr>
           <w:rFonts w:ascii="Courier New" w:hAnsi="Courier New"/>
-          <w:color w:val="0D6E6E"/>
+          <w:color w:val="056B6B"/>
           <w:sz w:val="18"/>
         </w:rPr>
         <w:t>require_once 'includes/functions.php';</w:t>
@@ -3006,7 +4261,7 @@
       <w:r>
         <w:rPr>
           <w:rFonts w:ascii="Courier New" w:hAnsi="Courier New"/>
-          <w:color w:val="0D6E6E"/>
+          <w:color w:val="056B6B"/>
           <w:sz w:val="18"/>
         </w:rPr>
         <w:t>requireRole('partner'); // or requireLogin() for any role</w:t>
@@ -3020,7 +4275,7 @@
       <w:r>
         <w:rPr>
           <w:rFonts w:ascii="Courier New" w:hAnsi="Courier New"/>
-          <w:color w:val="0D6E6E"/>
+          <w:color w:val="056B6B"/>
           <w:sz w:val="18"/>
         </w:rPr>
       </w:r>
@@ -3033,7 +4288,7 @@
       <w:r>
         <w:rPr>
           <w:rFonts w:ascii="Courier New" w:hAnsi="Courier New"/>
-          <w:color w:val="0D6E6E"/>
+          <w:color w:val="056B6B"/>
           <w:sz w:val="18"/>
         </w:rPr>
         <w:t>$user   = currentUser();</w:t>
@@ -3047,7 +4302,7 @@
       <w:r>
         <w:rPr>
           <w:rFonts w:ascii="Courier New" w:hAnsi="Courier New"/>
-          <w:color w:val="0D6E6E"/>
+          <w:color w:val="056B6B"/>
           <w:sz w:val="18"/>
         </w:rPr>
         <w:t>$uid    = currentUserId();</w:t>
@@ -3061,7 +4316,7 @@
       <w:r>
         <w:rPr>
           <w:rFonts w:ascii="Courier New" w:hAnsi="Courier New"/>
-          <w:color w:val="0D6E6E"/>
+          <w:color w:val="056B6B"/>
           <w:sz w:val="18"/>
         </w:rPr>
         <w:t>$unread = unreadNotificationCount($pdo, $uid);</w:t>
@@ -3075,7 +4330,7 @@
       <w:r>
         <w:rPr>
           <w:rFonts w:ascii="Courier New" w:hAnsi="Courier New"/>
-          <w:color w:val="0D6E6E"/>
+          <w:color w:val="056B6B"/>
           <w:sz w:val="18"/>
         </w:rPr>
         <w:t>?&gt;</w:t>
@@ -3089,10 +4344,10 @@
       <w:r>
         <w:rPr>
           <w:rFonts w:ascii="Courier New" w:hAnsi="Courier New"/>
-          <w:color w:val="0D6E6E"/>
+          <w:color w:val="056B6B"/>
           <w:sz w:val="18"/>
         </w:rPr>
-        <w:t>&lt;!DOCTYPE html&gt;</w:t>
+        <w:t>&lt;!DOCTYPE html&gt;&lt;html lang="en"&gt;&lt;head&gt;</w:t>
       </w:r>
     </w:p>
     <w:p>
@@ -3103,35 +4358,7 @@
       <w:r>
         <w:rPr>
           <w:rFonts w:ascii="Courier New" w:hAnsi="Courier New"/>
-          <w:color w:val="0D6E6E"/>
-          <w:sz w:val="18"/>
-        </w:rPr>
-        <w:t>&lt;html lang="en"&gt;</w:t>
-      </w:r>
-    </w:p>
-    <w:p>
-      <w:pPr>
-        <w:spacing w:after="40"/>
-        <w:ind w:left="576"/>
-      </w:pPr>
-      <w:r>
-        <w:rPr>
-          <w:rFonts w:ascii="Courier New" w:hAnsi="Courier New"/>
-          <w:color w:val="0D6E6E"/>
-          <w:sz w:val="18"/>
-        </w:rPr>
-        <w:t>&lt;head&gt;</w:t>
-      </w:r>
-    </w:p>
-    <w:p>
-      <w:pPr>
-        <w:spacing w:after="40"/>
-        <w:ind w:left="576"/>
-      </w:pPr>
-      <w:r>
-        <w:rPr>
-          <w:rFonts w:ascii="Courier New" w:hAnsi="Courier New"/>
-          <w:color w:val="0D6E6E"/>
+          <w:color w:val="056B6B"/>
           <w:sz w:val="18"/>
         </w:rPr>
         <w:t xml:space="preserve">    &lt;link rel="stylesheet" href="https://cdn.jsdelivr.net/npm/bootstrap-icons@1.11.0/font/bootstrap-icons.css"&gt;</w:t>
@@ -3145,7 +4372,7 @@
       <w:r>
         <w:rPr>
           <w:rFonts w:ascii="Courier New" w:hAnsi="Courier New"/>
-          <w:color w:val="0D6E6E"/>
+          <w:color w:val="056B6B"/>
           <w:sz w:val="18"/>
         </w:rPr>
         <w:t xml:space="preserve">    &lt;link rel="stylesheet" href="assets/css/style.css"&gt;</w:t>
@@ -3159,10 +4386,10 @@
       <w:r>
         <w:rPr>
           <w:rFonts w:ascii="Courier New" w:hAnsi="Courier New"/>
-          <w:color w:val="0D6E6E"/>
+          <w:color w:val="056B6B"/>
           <w:sz w:val="18"/>
         </w:rPr>
-        <w:t>&lt;/head&gt;</w:t>
+        <w:t>&lt;/head&gt;&lt;body&gt;</w:t>
       </w:r>
     </w:p>
     <w:p>
@@ -3173,21 +4400,7 @@
       <w:r>
         <w:rPr>
           <w:rFonts w:ascii="Courier New" w:hAnsi="Courier New"/>
-          <w:color w:val="0D6E6E"/>
-          <w:sz w:val="18"/>
-        </w:rPr>
-        <w:t>&lt;body&gt;</w:t>
-      </w:r>
-    </w:p>
-    <w:p>
-      <w:pPr>
-        <w:spacing w:after="40"/>
-        <w:ind w:left="576"/>
-      </w:pPr>
-      <w:r>
-        <w:rPr>
-          <w:rFonts w:ascii="Courier New" w:hAnsi="Courier New"/>
-          <w:color w:val="0D6E6E"/>
+          <w:color w:val="056B6B"/>
           <w:sz w:val="18"/>
         </w:rPr>
         <w:t>&lt;div class="app-wrapper"&gt;</w:t>
@@ -3201,7 +4414,7 @@
       <w:r>
         <w:rPr>
           <w:rFonts w:ascii="Courier New" w:hAnsi="Courier New"/>
-          <w:color w:val="0D6E6E"/>
+          <w:color w:val="056B6B"/>
           <w:sz w:val="18"/>
         </w:rPr>
         <w:t xml:space="preserve">    &lt;?php include 'includes/sidebar.php'; ?&gt;</w:t>
@@ -3215,7 +4428,7 @@
       <w:r>
         <w:rPr>
           <w:rFonts w:ascii="Courier New" w:hAnsi="Courier New"/>
-          <w:color w:val="0D6E6E"/>
+          <w:color w:val="056B6B"/>
           <w:sz w:val="18"/>
         </w:rPr>
         <w:t xml:space="preserve">    &lt;div class="main-content"&gt;</w:t>
@@ -3229,10 +4442,10 @@
       <w:r>
         <w:rPr>
           <w:rFonts w:ascii="Courier New" w:hAnsi="Courier New"/>
-          <w:color w:val="0D6E6E"/>
+          <w:color w:val="056B6B"/>
           <w:sz w:val="18"/>
         </w:rPr>
-        <w:t xml:space="preserve">        &lt;!-- top-header goes here --&gt;</w:t>
+        <w:t xml:space="preserve">        &lt;!-- copy any top-header block from another page --&gt;</w:t>
       </w:r>
     </w:p>
     <w:p>
@@ -3243,7 +4456,7 @@
       <w:r>
         <w:rPr>
           <w:rFonts w:ascii="Courier New" w:hAnsi="Courier New"/>
-          <w:color w:val="0D6E6E"/>
+          <w:color w:val="056B6B"/>
           <w:sz w:val="18"/>
         </w:rPr>
         <w:t xml:space="preserve">        &lt;div class="page-body"&gt;</w:t>
@@ -3257,7 +4470,7 @@
       <w:r>
         <w:rPr>
           <w:rFonts w:ascii="Courier New" w:hAnsi="Courier New"/>
-          <w:color w:val="0D6E6E"/>
+          <w:color w:val="056B6B"/>
           <w:sz w:val="18"/>
         </w:rPr>
         <w:t xml:space="preserve">            &lt;div class="page-heading"&gt;</w:t>
@@ -3271,10 +4484,10 @@
       <w:r>
         <w:rPr>
           <w:rFonts w:ascii="Courier New" w:hAnsi="Courier New"/>
-          <w:color w:val="0D6E6E"/>
+          <w:color w:val="056B6B"/>
           <w:sz w:val="18"/>
         </w:rPr>
-        <w:t xml:space="preserve">                &lt;div&gt;&lt;h1&gt;Page Title&lt;/h1&gt;&lt;/div&gt;</w:t>
+        <w:t xml:space="preserve">                &lt;div&gt;&lt;h1&gt;Your Page Title&lt;/h1&gt;&lt;/div&gt;</w:t>
       </w:r>
     </w:p>
     <w:p>
@@ -3285,7 +4498,7 @@
       <w:r>
         <w:rPr>
           <w:rFonts w:ascii="Courier New" w:hAnsi="Courier New"/>
-          <w:color w:val="0D6E6E"/>
+          <w:color w:val="056B6B"/>
           <w:sz w:val="18"/>
         </w:rPr>
         <w:t xml:space="preserve">            &lt;/div&gt;</w:t>
@@ -3299,10 +4512,10 @@
       <w:r>
         <w:rPr>
           <w:rFonts w:ascii="Courier New" w:hAnsi="Courier New"/>
-          <w:color w:val="0D6E6E"/>
+          <w:color w:val="056B6B"/>
           <w:sz w:val="18"/>
         </w:rPr>
-        <w:t xml:space="preserve">            &lt;!-- Your content here --&gt;</w:t>
+        <w:t xml:space="preserve">            &lt;!-- your content here --&gt;</w:t>
       </w:r>
     </w:p>
     <w:p>
@@ -3313,7 +4526,7 @@
       <w:r>
         <w:rPr>
           <w:rFonts w:ascii="Courier New" w:hAnsi="Courier New"/>
-          <w:color w:val="0D6E6E"/>
+          <w:color w:val="056B6B"/>
           <w:sz w:val="18"/>
         </w:rPr>
         <w:t xml:space="preserve">        &lt;/div&gt;</w:t>
@@ -3327,7 +4540,7 @@
       <w:r>
         <w:rPr>
           <w:rFonts w:ascii="Courier New" w:hAnsi="Courier New"/>
-          <w:color w:val="0D6E6E"/>
+          <w:color w:val="056B6B"/>
           <w:sz w:val="18"/>
         </w:rPr>
         <w:t xml:space="preserve">    &lt;/div&gt;</w:t>
@@ -3341,7 +4554,7 @@
       <w:r>
         <w:rPr>
           <w:rFonts w:ascii="Courier New" w:hAnsi="Courier New"/>
-          <w:color w:val="0D6E6E"/>
+          <w:color w:val="056B6B"/>
           <w:sz w:val="18"/>
         </w:rPr>
         <w:t>&lt;/div&gt;</w:t>
@@ -3355,7 +4568,7 @@
       <w:r>
         <w:rPr>
           <w:rFonts w:ascii="Courier New" w:hAnsi="Courier New"/>
-          <w:color w:val="0D6E6E"/>
+          <w:color w:val="056B6B"/>
           <w:sz w:val="18"/>
         </w:rPr>
         <w:t>&lt;script src="assets/js/main.js"&gt;&lt;/script&gt;</w:t>
@@ -3369,7 +4582,7 @@
       <w:r>
         <w:rPr>
           <w:rFonts w:ascii="Courier New" w:hAnsi="Courier New"/>
-          <w:color w:val="0D6E6E"/>
+          <w:color w:val="056B6B"/>
           <w:sz w:val="18"/>
         </w:rPr>
         <w:t>&lt;/body&gt;&lt;/html&gt;</w:t>
@@ -3385,7 +4598,7 @@
           <w:color w:val="1F3864"/>
           <w:sz w:val="26"/>
         </w:rPr>
-        <w:t>Adding a new sidebar link</w:t>
+        <w:t>Adding a sidebar link</w:t>
       </w:r>
     </w:p>
     <w:p>
@@ -3396,7 +4609,7 @@
         <w:rPr>
           <w:sz w:val="22"/>
         </w:rPr>
-        <w:t>Open includes/sidebar.php. Find the section matching the role you want to add the link to, then add a new line:</w:t>
+        <w:t>Open includes/sidebar.php, find the role section you want, and add:</w:t>
       </w:r>
     </w:p>
     <w:p>
@@ -3407,7 +4620,7 @@
       <w:r>
         <w:rPr>
           <w:rFonts w:ascii="Courier New" w:hAnsi="Courier New"/>
-          <w:color w:val="0D6E6E"/>
+          <w:color w:val="056B6B"/>
           <w:sz w:val="18"/>
         </w:rPr>
         <w:t>&lt;?= navItem('your-page.php', 'icon-name', 'Link Label', 'your-page.php', $page) ?&gt;</w:t>
@@ -3421,7 +4634,7 @@
         <w:rPr>
           <w:sz w:val="22"/>
         </w:rPr>
-        <w:t>The second argument is a Bootstrap Icons icon name (without 'bi-'). Browse icons at https://icons.getbootstrap.com</w:t>
+        <w:t>Browse Bootstrap icon names at:  https://icons.getbootstrap.com</w:t>
       </w:r>
     </w:p>
     <w:p>
@@ -3431,7 +4644,7 @@
     </w:p>
     <w:p>
       <w:pPr>
-        <w:spacing w:before="360" w:after="120"/>
+        <w:spacing w:before="400" w:after="120"/>
       </w:pPr>
       <w:r>
         <w:rPr>
@@ -3450,9 +4663,194 @@
         <w:rPr>
           <w:sz w:val="22"/>
         </w:rPr>
-        <w:t>The current system uses in-app notifications only. To add real email sending, integrate PHP Mailer or a transactional email service (e.g. Mailgun, SendGrid).</w:t>
-      </w:r>
-    </w:p>
+        <w:t>The portal currently sends in-app notifications only. Real email delivery requires an SMTP service or transactional email provider.</w:t>
+      </w:r>
+    </w:p>
+    <w:p>
+      <w:pPr>
+        <w:spacing w:before="240" w:after="80"/>
+      </w:pPr>
+      <w:r>
+        <w:rPr>
+          <w:b/>
+          <w:color w:val="1F3864"/>
+          <w:sz w:val="26"/>
+        </w:rPr>
+        <w:t>Recommended providers (free tiers available)</w:t>
+      </w:r>
+    </w:p>
+    <w:tbl>
+      <w:tblPr>
+        <w:tblStyle w:val="TableGrid"/>
+        <w:tblW w:type="auto" w:w="0"/>
+        <w:tblLook w:firstColumn="1" w:firstRow="1" w:lastColumn="0" w:lastRow="0" w:noHBand="0" w:noVBand="1" w:val="04A0"/>
+      </w:tblPr>
+      <w:tblGrid>
+        <w:gridCol w:w="3135"/>
+        <w:gridCol w:w="3135"/>
+        <w:gridCol w:w="3135"/>
+      </w:tblGrid>
+      <w:tr>
+        <w:tc>
+          <w:tcPr>
+            <w:tcW w:type="dxa" w:w="3135"/>
+          </w:tcPr>
+          <w:p>
+            <w:r>
+              <w:t>Provider</w:t>
+            </w:r>
+          </w:p>
+        </w:tc>
+        <w:tc>
+          <w:tcPr>
+            <w:tcW w:type="dxa" w:w="3135"/>
+          </w:tcPr>
+          <w:p>
+            <w:r>
+              <w:t>Free Tier</w:t>
+            </w:r>
+          </w:p>
+        </w:tc>
+        <w:tc>
+          <w:tcPr>
+            <w:tcW w:type="dxa" w:w="3135"/>
+          </w:tcPr>
+          <w:p>
+            <w:r>
+              <w:t>How to integrate</w:t>
+            </w:r>
+          </w:p>
+        </w:tc>
+      </w:tr>
+      <w:tr>
+        <w:tc>
+          <w:tcPr>
+            <w:tcW w:type="dxa" w:w="3135"/>
+          </w:tcPr>
+          <w:p>
+            <w:r>
+              <w:t>Resend</w:t>
+            </w:r>
+          </w:p>
+        </w:tc>
+        <w:tc>
+          <w:tcPr>
+            <w:tcW w:type="dxa" w:w="3135"/>
+          </w:tcPr>
+          <w:p>
+            <w:r>
+              <w:t>3,000 emails/month</w:t>
+            </w:r>
+          </w:p>
+        </w:tc>
+        <w:tc>
+          <w:tcPr>
+            <w:tcW w:type="dxa" w:w="3135"/>
+          </w:tcPr>
+          <w:p>
+            <w:r>
+              <w:t>API key + curl or SDK in PHP</w:t>
+            </w:r>
+          </w:p>
+        </w:tc>
+      </w:tr>
+      <w:tr>
+        <w:tc>
+          <w:tcPr>
+            <w:tcW w:type="dxa" w:w="3135"/>
+          </w:tcPr>
+          <w:p>
+            <w:r>
+              <w:t>Mailgun</w:t>
+            </w:r>
+          </w:p>
+        </w:tc>
+        <w:tc>
+          <w:tcPr>
+            <w:tcW w:type="dxa" w:w="3135"/>
+          </w:tcPr>
+          <w:p>
+            <w:r>
+              <w:t>100 emails/day</w:t>
+            </w:r>
+          </w:p>
+        </w:tc>
+        <w:tc>
+          <w:tcPr>
+            <w:tcW w:type="dxa" w:w="3135"/>
+          </w:tcPr>
+          <w:p>
+            <w:r>
+              <w:t>SMTP or API</w:t>
+            </w:r>
+          </w:p>
+        </w:tc>
+      </w:tr>
+      <w:tr>
+        <w:tc>
+          <w:tcPr>
+            <w:tcW w:type="dxa" w:w="3135"/>
+          </w:tcPr>
+          <w:p>
+            <w:r>
+              <w:t>SendGrid</w:t>
+            </w:r>
+          </w:p>
+        </w:tc>
+        <w:tc>
+          <w:tcPr>
+            <w:tcW w:type="dxa" w:w="3135"/>
+          </w:tcPr>
+          <w:p>
+            <w:r>
+              <w:t>100 emails/day</w:t>
+            </w:r>
+          </w:p>
+        </w:tc>
+        <w:tc>
+          <w:tcPr>
+            <w:tcW w:type="dxa" w:w="3135"/>
+          </w:tcPr>
+          <w:p>
+            <w:r>
+              <w:t>SMTP or API</w:t>
+            </w:r>
+          </w:p>
+        </w:tc>
+      </w:tr>
+      <w:tr>
+        <w:tc>
+          <w:tcPr>
+            <w:tcW w:type="dxa" w:w="3135"/>
+          </w:tcPr>
+          <w:p>
+            <w:r>
+              <w:t>PHPMailer</w:t>
+            </w:r>
+          </w:p>
+        </w:tc>
+        <w:tc>
+          <w:tcPr>
+            <w:tcW w:type="dxa" w:w="3135"/>
+          </w:tcPr>
+          <w:p>
+            <w:r>
+              <w:t>SMTP (your account)</w:t>
+            </w:r>
+          </w:p>
+        </w:tc>
+        <w:tc>
+          <w:tcPr>
+            <w:tcW w:type="dxa" w:w="3135"/>
+          </w:tcPr>
+          <w:p>
+            <w:r>
+              <w:t>Composer: composer require phpmailer/phpmailer</w:t>
+            </w:r>
+          </w:p>
+        </w:tc>
+      </w:tr>
+    </w:tbl>
     <w:p>
       <w:pPr>
         <w:spacing w:before="240" w:after="80"/>
@@ -3474,7 +4872,7 @@
         <w:rPr>
           <w:sz w:val="22"/>
         </w:rPr>
-        <w:t>In includes/functions.php, the addNotification() function is called whenever a notification is created. Add your email sending code there:</w:t>
+        <w:t>Open includes/functions.php. The addNotification() function is called every time a notification is created. Add your email code inside it:</w:t>
       </w:r>
     </w:p>
     <w:p>
@@ -3485,7 +4883,7 @@
       <w:r>
         <w:rPr>
           <w:rFonts w:ascii="Courier New" w:hAnsi="Courier New"/>
-          <w:color w:val="0D6E6E"/>
+          <w:color w:val="056B6B"/>
           <w:sz w:val="18"/>
         </w:rPr>
         <w:t>function addNotification($pdo, $userId, $title, $message) {</w:t>
@@ -3499,10 +4897,10 @@
       <w:r>
         <w:rPr>
           <w:rFonts w:ascii="Courier New" w:hAnsi="Courier New"/>
-          <w:color w:val="0D6E6E"/>
+          <w:color w:val="056B6B"/>
           <w:sz w:val="18"/>
         </w:rPr>
-        <w:t xml:space="preserve">    // existing DB insert...</w:t>
+        <w:t xml:space="preserve">    // existing DB insert (keep this) ...</w:t>
       </w:r>
     </w:p>
     <w:p>
@@ -3513,10 +4911,9 @@
       <w:r>
         <w:rPr>
           <w:rFonts w:ascii="Courier New" w:hAnsi="Courier New"/>
-          <w:color w:val="0D6E6E"/>
+          <w:color w:val="056B6B"/>
           <w:sz w:val="18"/>
         </w:rPr>
-        <w:t xml:space="preserve">    </w:t>
       </w:r>
     </w:p>
     <w:p>
@@ -3527,10 +4924,10 @@
       <w:r>
         <w:rPr>
           <w:rFonts w:ascii="Courier New" w:hAnsi="Courier New"/>
-          <w:color w:val="0D6E6E"/>
+          <w:color w:val="056B6B"/>
           <w:sz w:val="18"/>
         </w:rPr>
-        <w:t xml:space="preserve">    // Add email sending here:</w:t>
+        <w:t xml:space="preserve">    // Add email sending below:</w:t>
       </w:r>
     </w:p>
     <w:p>
@@ -3541,10 +4938,10 @@
       <w:r>
         <w:rPr>
           <w:rFonts w:ascii="Courier New" w:hAnsi="Courier New"/>
-          <w:color w:val="0D6E6E"/>
+          <w:color w:val="056B6B"/>
           <w:sz w:val="18"/>
         </w:rPr>
-        <w:t xml:space="preserve">    // $userEmail = ...fetch from DB...</w:t>
+        <w:t xml:space="preserve">    $stmt = $pdo-&gt;prepare('SELECT email, consent_email FROM users WHERE id=?');</w:t>
       </w:r>
     </w:p>
     <w:p>
@@ -3555,10 +4952,10 @@
       <w:r>
         <w:rPr>
           <w:rFonts w:ascii="Courier New" w:hAnsi="Courier New"/>
-          <w:color w:val="0D6E6E"/>
+          <w:color w:val="056B6B"/>
           <w:sz w:val="18"/>
         </w:rPr>
-        <w:t xml:space="preserve">    // mail($userEmail, $title, $message);</w:t>
+        <w:t xml:space="preserve">    $stmt-&gt;execute([$userId]);</w:t>
       </w:r>
     </w:p>
     <w:p>
@@ -3569,10 +4966,10 @@
       <w:r>
         <w:rPr>
           <w:rFonts w:ascii="Courier New" w:hAnsi="Courier New"/>
-          <w:color w:val="0D6E6E"/>
+          <w:color w:val="056B6B"/>
           <w:sz w:val="18"/>
         </w:rPr>
-        <w:t xml:space="preserve">    // or use PHPMailer / an SMTP service</w:t>
+        <w:t xml:space="preserve">    $u = $stmt-&gt;fetch();</w:t>
       </w:r>
     </w:p>
     <w:p>
@@ -3583,7 +4980,63 @@
       <w:r>
         <w:rPr>
           <w:rFonts w:ascii="Courier New" w:hAnsi="Courier New"/>
-          <w:color w:val="0D6E6E"/>
+          <w:color w:val="056B6B"/>
+          <w:sz w:val="18"/>
+        </w:rPr>
+        <w:t xml:space="preserve">    if ($u &amp;&amp; $u['consent_email']) {</w:t>
+      </w:r>
+    </w:p>
+    <w:p>
+      <w:pPr>
+        <w:spacing w:after="40"/>
+        <w:ind w:left="576"/>
+      </w:pPr>
+      <w:r>
+        <w:rPr>
+          <w:rFonts w:ascii="Courier New" w:hAnsi="Courier New"/>
+          <w:color w:val="056B6B"/>
+          <w:sz w:val="18"/>
+        </w:rPr>
+        <w:t xml:space="preserve">        // mail($u['email'], $title, $message); // basic PHP mail()</w:t>
+      </w:r>
+    </w:p>
+    <w:p>
+      <w:pPr>
+        <w:spacing w:after="40"/>
+        <w:ind w:left="576"/>
+      </w:pPr>
+      <w:r>
+        <w:rPr>
+          <w:rFonts w:ascii="Courier New" w:hAnsi="Courier New"/>
+          <w:color w:val="056B6B"/>
+          <w:sz w:val="18"/>
+        </w:rPr>
+        <w:t xml:space="preserve">        // or use PHPMailer / Resend API here</w:t>
+      </w:r>
+    </w:p>
+    <w:p>
+      <w:pPr>
+        <w:spacing w:after="40"/>
+        <w:ind w:left="576"/>
+      </w:pPr>
+      <w:r>
+        <w:rPr>
+          <w:rFonts w:ascii="Courier New" w:hAnsi="Courier New"/>
+          <w:color w:val="056B6B"/>
+          <w:sz w:val="18"/>
+        </w:rPr>
+        <w:t xml:space="preserve">    }</w:t>
+      </w:r>
+    </w:p>
+    <w:p>
+      <w:pPr>
+        <w:spacing w:after="40"/>
+        <w:ind w:left="576"/>
+      </w:pPr>
+      <w:r>
+        <w:rPr>
+          <w:rFonts w:ascii="Courier New" w:hAnsi="Courier New"/>
+          <w:color w:val="056B6B"/>
           <w:sz w:val="18"/>
         </w:rPr>
         <w:t>}</w:t>
@@ -3591,7 +5044,7 @@
     </w:p>
     <w:p>
       <w:pPr>
-        <w:spacing w:after="80"/>
+        <w:spacing w:after="120"/>
         <w:ind w:left="432"/>
       </w:pPr>
       <w:r>
@@ -3600,7 +5053,7 @@
           <w:color w:val="D97706"/>
           <w:sz w:val="20"/>
         </w:rPr>
-        <w:t>⚠ Note: Only send emails to users where consent_email = 1 (Spam Act 2003 compliance).</w:t>
+        <w:t>⚠  Only send emails when consent_email = 1 to comply with the Spam Act 2003.</w:t>
       </w:r>
     </w:p>
     <w:p>
@@ -3610,7 +5063,7 @@
     </w:p>
     <w:p>
       <w:pPr>
-        <w:spacing w:before="360" w:after="120"/>
+        <w:spacing w:before="400" w:after="120"/>
       </w:pPr>
       <w:r>
         <w:rPr>
@@ -3618,7 +5071,7 @@
           <w:color w:val="1F3864"/>
           <w:sz w:val="32"/>
         </w:rPr>
-        <w:t>16. Compliance Notes (Privacy Act 1988 / Spam Act 2003)</w:t>
+        <w:t>16. Compliance Notes  —  Privacy Act 1988 &amp; Spam Act 2003</w:t>
       </w:r>
     </w:p>
     <w:p>
@@ -3631,7 +5084,7 @@
           <w:color w:val="1F3864"/>
           <w:sz w:val="26"/>
         </w:rPr>
-        <w:t>Client Consent</w:t>
+        <w:t>Client Consent (APP 3)</w:t>
       </w:r>
     </w:p>
     <w:p>
@@ -3642,7 +5095,7 @@
         <w:rPr>
           <w:sz w:val="22"/>
         </w:rPr>
-        <w:t>Every referral submission requires a consent checkbox. The consent timestamp (consent_timestamp column) is stored in the database for audit purposes. Do not remove this field.</w:t>
+        <w:t>Every referral submission includes a mandatory consent checkbox. The timestamp of consent is stored in the consent_timestamp column of the referrals table. This field must not be removed.</w:t>
       </w:r>
     </w:p>
     <w:p>
@@ -3655,7 +5108,7 @@
           <w:color w:val="1F3864"/>
           <w:sz w:val="26"/>
         </w:rPr>
-        <w:t>Audit Trail</w:t>
+        <w:t>Audit Trail (APP 11)</w:t>
       </w:r>
     </w:p>
     <w:p>
@@ -3666,7 +5119,7 @@
         <w:rPr>
           <w:sz w:val="22"/>
         </w:rPr>
-        <w:t>Every significant action is logged to the audit_log table via the logAction() function in includes/functions.php. The audit log is accessible to admin and auditor roles at audit.php.</w:t>
+        <w:t>Every significant action — login, logout, referral submission, status change, commission payment, user approval — is written to the audit_log table via the logAction() function in includes/functions.php. The audit log is accessible to Admin and Auditor roles at audit.php and can be exported as CSV.</w:t>
       </w:r>
     </w:p>
     <w:p>
@@ -3679,7 +5132,7 @@
           <w:color w:val="1F3864"/>
           <w:sz w:val="26"/>
         </w:rPr>
-        <w:t>Data Retention</w:t>
+        <w:t>Data Retention (APP 11.2)</w:t>
       </w:r>
     </w:p>
     <w:p>
@@ -3690,7 +5143,60 @@
         <w:rPr>
           <w:sz w:val="22"/>
         </w:rPr>
-        <w:t>The Privacy Act 1988 requires client data to be retained for 7 years. The database does not auto-delete records. Implement a cron job or manual process to anonymise records older than 7 years.</w:t>
+        <w:t>The Privacy Act 1988 requires personal data to be kept for 7 years then destroyed or de-identified. The system does not auto-delete records. Implement a manual or scheduled process to anonymise records older than 7 years.</w:t>
+      </w:r>
+    </w:p>
+    <w:p>
+      <w:pPr>
+        <w:spacing w:after="80"/>
+      </w:pPr>
+      <w:r>
+        <w:rPr>
+          <w:sz w:val="22"/>
+        </w:rPr>
+        <w:t>Anonymisation query example (run in Supabase SQL Editor):</w:t>
+      </w:r>
+    </w:p>
+    <w:p>
+      <w:pPr>
+        <w:spacing w:after="40"/>
+        <w:ind w:left="576"/>
+      </w:pPr>
+      <w:r>
+        <w:rPr>
+          <w:rFonts w:ascii="Courier New" w:hAnsi="Courier New"/>
+          <w:color w:val="056B6B"/>
+          <w:sz w:val="18"/>
+        </w:rPr>
+        <w:t>UPDATE referrals</w:t>
+      </w:r>
+    </w:p>
+    <w:p>
+      <w:pPr>
+        <w:spacing w:after="40"/>
+        <w:ind w:left="576"/>
+      </w:pPr>
+      <w:r>
+        <w:rPr>
+          <w:rFonts w:ascii="Courier New" w:hAnsi="Courier New"/>
+          <w:color w:val="056B6B"/>
+          <w:sz w:val="18"/>
+        </w:rPr>
+        <w:t>SET client_name='[Anonymised]', client_email=NULL, client_phone=NULL</w:t>
+      </w:r>
+    </w:p>
+    <w:p>
+      <w:pPr>
+        <w:spacing w:after="40"/>
+        <w:ind w:left="576"/>
+      </w:pPr>
+      <w:r>
+        <w:rPr>
+          <w:rFonts w:ascii="Courier New" w:hAnsi="Courier New"/>
+          <w:color w:val="056B6B"/>
+          <w:sz w:val="18"/>
+        </w:rPr>
+        <w:t>WHERE date_submitted &lt; NOW() - INTERVAL '7 years';</w:t>
       </w:r>
     </w:p>
     <w:p>
@@ -3703,7 +5209,7 @@
           <w:color w:val="1F3864"/>
           <w:sz w:val="26"/>
         </w:rPr>
-        <w:t>Email Opt-Out</w:t>
+        <w:t>Email Opt-Out (Spam Act 2003)</w:t>
       </w:r>
     </w:p>
     <w:p>
@@ -3714,7 +5220,7 @@
         <w:rPr>
           <w:sz w:val="22"/>
         </w:rPr>
-        <w:t>Users can unsubscribe from email notifications via Settings → uncheck 'Receive email notifications'. This sets consent_email = 0 in the users table.</w:t>
+        <w:t>Users can unsubscribe from email notifications in Settings → uncheck 'Receive email notifications'. This sets consent_email = 0. Email code must check this field before sending (already built into addNotification()).</w:t>
       </w:r>
     </w:p>
     <w:p>
@@ -3738,7 +5244,31 @@
         <w:rPr>
           <w:sz w:val="22"/>
         </w:rPr>
-        <w:t>All passwords are stored as bcrypt hashes using PHP's password_hash(PASSWORD_DEFAULT). Plain text passwords are never stored.</w:t>
+        <w:t>All passwords are stored as bcrypt hashes using PHP's password_hash(PASSWORD_DEFAULT). Plain-text passwords are never stored or logged.</w:t>
+      </w:r>
+    </w:p>
+    <w:p>
+      <w:pPr>
+        <w:spacing w:before="240" w:after="80"/>
+      </w:pPr>
+      <w:r>
+        <w:rPr>
+          <w:b/>
+          <w:color w:val="1F3864"/>
+          <w:sz w:val="26"/>
+        </w:rPr>
+        <w:t>Data in Transit</w:t>
+      </w:r>
+    </w:p>
+    <w:p>
+      <w:pPr>
+        <w:spacing w:after="80"/>
+      </w:pPr>
+      <w:r>
+        <w:rPr>
+          <w:sz w:val="22"/>
+        </w:rPr>
+        <w:t>The Supabase connection uses sslmode=require, encrypting all data between the PHP server and the database. Use HTTPS in production (certificate from Let's Encrypt or your hosting provider).</w:t>
       </w:r>
     </w:p>
     <w:p>
@@ -3748,7 +5278,7 @@
     </w:p>
     <w:p>
       <w:pPr>
-        <w:spacing w:before="360" w:after="120"/>
+        <w:spacing w:before="400" w:after="120"/>
       </w:pPr>
       <w:r>
         <w:rPr>
@@ -3769,7 +5299,7 @@
           <w:color w:val="1F3864"/>
           <w:sz w:val="26"/>
         </w:rPr>
-        <w:t>Problem: White screen / blank page</w:t>
+        <w:t>Problem: Browser shows 'ERR_CONNECTION_REFUSED'</w:t>
       </w:r>
     </w:p>
     <w:p>
@@ -3780,11 +5310,11 @@
         <w:rPr>
           <w:sz w:val="22"/>
         </w:rPr>
-        <w:t>Solution: Enable PHP error reporting. Add to the top of the file:</w:t>
+        <w:t>Solution: The PHP server is not running. Open a terminal in the project folder and run:</w:t>
         <w:br/>
-        <w:t xml:space="preserve">  ini_set('display_errors', 1); error_reporting(E_ALL);</w:t>
+        <w:t xml:space="preserve">  php -S localhost:8080</w:t>
         <w:br/>
-        <w:t>Or check the Apache error log.</w:t>
+        <w:t>Keep the terminal open while using the portal.</w:t>
       </w:r>
     </w:p>
     <w:p>
@@ -3797,7 +5327,7 @@
           <w:color w:val="1F3864"/>
           <w:sz w:val="26"/>
         </w:rPr>
-        <w:t>Problem: Database connection failed</w:t>
+        <w:t>Problem: Installer shows 'pdo_pgsql driver not found'</w:t>
       </w:r>
     </w:p>
     <w:p>
@@ -3808,7 +5338,13 @@
         <w:rPr>
           <w:sz w:val="22"/>
         </w:rPr>
-        <w:t>Solution: Check includes/db.php — verify DB_HOST, DB_USER, DB_PASS, DB_NAME match your MySQL setup. Make sure MySQL is running (check XAMPP control panel).</w:t>
+        <w:t>Solution: The PHP PostgreSQL extension is missing.</w:t>
+        <w:br/>
+        <w:t xml:space="preserve">  Mac (Homebrew):  brew install php</w:t>
+        <w:br/>
+        <w:t xml:space="preserve">  Ubuntu/Debian:   sudo apt install php-pgsql</w:t>
+        <w:br/>
+        <w:t xml:space="preserve">  Windows (XAMPP): open php.ini, uncomment extension=pdo_pgsql, restart Apache.</w:t>
       </w:r>
     </w:p>
     <w:p>
@@ -3821,7 +5357,7 @@
           <w:color w:val="1F3864"/>
           <w:sz w:val="26"/>
         </w:rPr>
-        <w:t>Problem: 'Pending admin approval' on login</w:t>
+        <w:t>Problem: Installer shows 'could not connect to server'</w:t>
       </w:r>
     </w:p>
     <w:p>
@@ -3832,7 +5368,9 @@
         <w:rPr>
           <w:sz w:val="22"/>
         </w:rPr>
-        <w:t>Solution: The new account has status='pending'. Log in as admin and go to admin-users.php to approve it.</w:t>
+        <w:t>Solution: Check the Host field — it must be the full Supabase host like db.abcdefghijkl.supabase.co</w:t>
+        <w:br/>
+        <w:t>Also check your internet connection, and that the Supabase project is not paused (free projects pause after 1 week of inactivity — unpause in the Supabase dashboard).</w:t>
       </w:r>
     </w:p>
     <w:p>
@@ -3845,7 +5383,7 @@
           <w:color w:val="1F3864"/>
           <w:sz w:val="26"/>
         </w:rPr>
-        <w:t>Problem: File upload not working</w:t>
+        <w:t>Problem: Installer shows 'wrong password'</w:t>
       </w:r>
     </w:p>
     <w:p>
@@ -3856,7 +5394,9 @@
         <w:rPr>
           <w:sz w:val="22"/>
         </w:rPr>
-        <w:t>Solution: Check that the uploads/ folder exists and is writable (chmod 775). Check PHP's upload_max_filesize in php.ini (should be at least 10M).</w:t>
+        <w:t>Solution: Re-check the database password from Supabase Dashboard → Project Settings → Database.</w:t>
+        <w:br/>
+        <w:t>Note: this is the DATABASE password, not your Supabase login password.</w:t>
       </w:r>
     </w:p>
     <w:p>
@@ -3869,7 +5409,7 @@
           <w:color w:val="1F3864"/>
           <w:sz w:val="26"/>
         </w:rPr>
-        <w:t>Problem: Commission not calculated on settle</w:t>
+        <w:t>Problem: 'Pending admin approval' message on login</w:t>
       </w:r>
     </w:p>
     <w:p>
@@ -3880,7 +5420,81 @@
         <w:rPr>
           <w:sz w:val="22"/>
         </w:rPr>
-        <w:t>Solution: The broker must enter the Broker Upfront Commission amount in the modal when changing status to 'settled'. Without that value, no commission is created.</w:t>
+        <w:t>Solution: The account has status = 'pending'. Log in as Admin, go to admin-users.php, and click Approve next to the user.</w:t>
+      </w:r>
+    </w:p>
+    <w:p>
+      <w:pPr>
+        <w:spacing w:before="240" w:after="80"/>
+      </w:pPr>
+      <w:r>
+        <w:rPr>
+          <w:b/>
+          <w:color w:val="1F3864"/>
+          <w:sz w:val="26"/>
+        </w:rPr>
+        <w:t>Problem: Supabase project is paused</w:t>
+      </w:r>
+    </w:p>
+    <w:p>
+      <w:pPr>
+        <w:spacing w:after="80"/>
+      </w:pPr>
+      <w:r>
+        <w:rPr>
+          <w:sz w:val="22"/>
+        </w:rPr>
+        <w:t>Solution: Free Supabase projects pause after approximately 1 week of inactivity. Go to supabase.com, open your project, and click 'Restore project'. It takes about 1 minute to resume.</w:t>
+      </w:r>
+    </w:p>
+    <w:p>
+      <w:pPr>
+        <w:spacing w:before="240" w:after="80"/>
+      </w:pPr>
+      <w:r>
+        <w:rPr>
+          <w:b/>
+          <w:color w:val="1F3864"/>
+          <w:sz w:val="26"/>
+        </w:rPr>
+        <w:t>Problem: Commission not calculated when settling</w:t>
+      </w:r>
+    </w:p>
+    <w:p>
+      <w:pPr>
+        <w:spacing w:after="80"/>
+      </w:pPr>
+      <w:r>
+        <w:rPr>
+          <w:sz w:val="22"/>
+        </w:rPr>
+        <w:t>Solution: The broker must enter the Broker Upfront Commission amount in the status update modal when changing status to 'Settled'. Without that value, no commission record is created.</w:t>
+      </w:r>
+    </w:p>
+    <w:p>
+      <w:pPr>
+        <w:spacing w:before="240" w:after="80"/>
+      </w:pPr>
+      <w:r>
+        <w:rPr>
+          <w:b/>
+          <w:color w:val="1F3864"/>
+          <w:sz w:val="26"/>
+        </w:rPr>
+        <w:t>Problem: File upload fails</w:t>
+      </w:r>
+    </w:p>
+    <w:p>
+      <w:pPr>
+        <w:spacing w:after="80"/>
+      </w:pPr>
+      <w:r>
+        <w:rPr>
+          <w:sz w:val="22"/>
+        </w:rPr>
+        <w:t>Solution: Check the uploads/ folder exists and is writable (chmod 775 uploads/ on Mac/Linux).</w:t>
+        <w:br/>
+        <w:t>Also check PHP's upload_max_filesize in php.ini is at least 10M.</w:t>
       </w:r>
     </w:p>
     <w:p>
@@ -3904,7 +5518,7 @@
         <w:rPr>
           <w:sz w:val="22"/>
         </w:rPr>
-        <w:t>Solution: Chart.js is loaded from CDN. Check your internet connection, or download chart.umd.min.js and serve it locally from assets/js/.</w:t>
+        <w:t>Solution: Chart.js is loaded from CDN — check your internet connection. Alternatively, download chart.umd.min.js and reference it locally in dashboard.php.</w:t>
       </w:r>
     </w:p>
     <w:p>
@@ -3917,7 +5531,7 @@
           <w:color w:val="1F3864"/>
           <w:sz w:val="26"/>
         </w:rPr>
-        <w:t>Problem: Session expires immediately</w:t>
+        <w:t>Problem: Icons showing as empty boxes</w:t>
       </w:r>
     </w:p>
     <w:p>
@@ -3928,7 +5542,7 @@
         <w:rPr>
           <w:sz w:val="22"/>
         </w:rPr>
-        <w:t>Solution: Check that PHP sessions are configured. Increase session.gc_maxlifetime in php.ini. You can also add session_set_cookie_params() before session_start() in auth.php.</w:t>
+        <w:t>Solution: Bootstrap Icons is loaded from CDN. Check internet connection or download the icon font and serve it locally from assets/css/.</w:t>
       </w:r>
     </w:p>
     <w:p>
@@ -3941,7 +5555,7 @@
           <w:color w:val="1F3864"/>
           <w:sz w:val="26"/>
         </w:rPr>
-        <w:t>Problem: Icons not showing (just text)</w:t>
+        <w:t>Problem: White screen / PHP error</w:t>
       </w:r>
     </w:p>
     <w:p>
@@ -3952,7 +5566,11 @@
         <w:rPr>
           <w:sz w:val="22"/>
         </w:rPr>
-        <w:t>Solution: Bootstrap Icons is loaded from CDN. Check internet connection or download the icon font and serve it from assets/css/.</w:t>
+        <w:t>Solution: Add this to the top of the failing file temporarily:</w:t>
+        <w:br/>
+        <w:t xml:space="preserve">  ini_set('display_errors', 1); error_reporting(E_ALL);</w:t>
+        <w:br/>
+        <w:t>This will show the error message. Remove it before using the portal.</w:t>
       </w:r>
     </w:p>
     <w:p>
@@ -3962,6 +5580,7 @@
     </w:p>
     <w:p>
       <w:pPr>
+        <w:spacing w:before="1200"/>
         <w:jc w:val="center"/>
       </w:pPr>
       <w:r>
@@ -3969,7 +5588,7 @@
           <w:color w:val="718096"/>
           <w:sz w:val="20"/>
         </w:rPr>
-        <w:t>Referral Network Portal — Confidential Developer Manual</w:t>
+        <w:t>Referral Network Portal  —  Confidential Developer Manual</w:t>
       </w:r>
     </w:p>
     <w:p/>
@@ -3981,7 +5600,7 @@
         <w:rPr>
           <w:sz w:val="18"/>
         </w:rPr>
-        <w:t>© 2026 Network Portal. For professional use only.</w:t>
+        <w:t>© 2026 Network Portal · Supabase Edition · Professional Use Only</w:t>
       </w:r>
     </w:p>
     <w:sectPr>
